--- a/advanced-lab-2-pg-backup/Lab2_Kiryachek_Rekalov.docx
+++ b/advanced-lab-2-pg-backup/Lab2_Kiryachek_Rekalov.docx
@@ -1280,7 +1280,25 @@
           <w:sz w:val="28"/>
           <w:szCs w:val="28"/>
         </w:rPr>
-        <w:t xml:space="preserve"> с сжатием. Созданные архивы должны сразу перемещаться на резервный хост, они не должны храниться на основной системе. Срок хранения архивов на резервной системе - 4 недели. По истечении срока хранения, старые архивы должны автоматически уничтожаться.</w:t>
+        <w:t xml:space="preserve"> </w:t>
+      </w:r>
+      <w:proofErr w:type="gramStart"/>
+      <w:r>
+        <w:rPr>
+          <w:rFonts w:ascii="Times New Roman" w:eastAsia="Times New Roman" w:hAnsi="Times New Roman" w:cs="Times New Roman"/>
+          <w:sz w:val="28"/>
+          <w:szCs w:val="28"/>
+        </w:rPr>
+        <w:t>с сжатием</w:t>
+      </w:r>
+      <w:proofErr w:type="gramEnd"/>
+      <w:r>
+        <w:rPr>
+          <w:rFonts w:ascii="Times New Roman" w:eastAsia="Times New Roman" w:hAnsi="Times New Roman" w:cs="Times New Roman"/>
+          <w:sz w:val="28"/>
+          <w:szCs w:val="28"/>
+        </w:rPr>
+        <w:t>. Созданные архивы должны сразу перемещаться на резервный хост, они не должны храниться на основной системе. Срок хранения архивов на резервной системе - 4 недели. По истечении срока хранения, старые архивы должны автоматически уничтожаться.</w:t>
       </w:r>
     </w:p>
     <w:p>
@@ -1604,20 +1622,25 @@
           <w:ilvl w:val="1"/>
           <w:numId w:val="1"/>
         </w:numPr>
-        <w:rPr>
-          <w:rFonts w:ascii="Times New Roman" w:eastAsia="Times New Roman" w:hAnsi="Times New Roman" w:cs="Times New Roman"/>
-          <w:color w:val="000000"/>
-          <w:sz w:val="28"/>
-          <w:szCs w:val="28"/>
-        </w:rPr>
-      </w:pPr>
-      <w:r>
-        <w:rPr>
-          <w:rFonts w:ascii="Times New Roman" w:eastAsia="Times New Roman" w:hAnsi="Times New Roman" w:cs="Times New Roman"/>
-          <w:sz w:val="28"/>
-          <w:szCs w:val="28"/>
-        </w:rPr>
-        <w:t>исходное расположение дополнительных табличных пространств недоступно - разместить в другой директории и скорректировать конфигурацию.</w:t>
+        <w:shd w:val="clear" w:color="auto" w:fill="FFFFFF"/>
+        <w:spacing w:before="100" w:beforeAutospacing="1" w:after="100" w:afterAutospacing="1" w:line="240" w:lineRule="auto"/>
+        <w:rPr>
+          <w:rFonts w:ascii="Segoe UI" w:eastAsia="Times New Roman" w:hAnsi="Segoe UI" w:cs="Segoe UI"/>
+          <w:color w:val="212529"/>
+          <w:sz w:val="24"/>
+          <w:szCs w:val="24"/>
+          <w:lang w:val="ru-RU"/>
+        </w:rPr>
+      </w:pPr>
+      <w:r>
+        <w:rPr>
+          <w:rFonts w:ascii="Segoe UI" w:eastAsia="Times New Roman" w:hAnsi="Segoe UI" w:cs="Segoe UI"/>
+          <w:color w:val="212529"/>
+          <w:sz w:val="24"/>
+          <w:szCs w:val="24"/>
+          <w:lang w:val="ru-RU"/>
+        </w:rPr>
+        <w:t>исходное расположение директории PGDATA недоступно - разместить данные в другой директории и скорректировать конфигурацию.</w:t>
       </w:r>
     </w:p>
     <w:p>
@@ -1747,7 +1770,25 @@
           <w:sz w:val="28"/>
           <w:szCs w:val="28"/>
         </w:rPr>
-        <w:t>В каждую таблицу базы добавить 2-3 новые строки, зафиксировать результат.</w:t>
+        <w:t xml:space="preserve">В каждую таблицу базы добавить </w:t>
+      </w:r>
+      <w:proofErr w:type="gramStart"/>
+      <w:r>
+        <w:rPr>
+          <w:rFonts w:ascii="Times New Roman" w:eastAsia="Times New Roman" w:hAnsi="Times New Roman" w:cs="Times New Roman"/>
+          <w:sz w:val="28"/>
+          <w:szCs w:val="28"/>
+        </w:rPr>
+        <w:t>2-3</w:t>
+      </w:r>
+      <w:proofErr w:type="gramEnd"/>
+      <w:r>
+        <w:rPr>
+          <w:rFonts w:ascii="Times New Roman" w:eastAsia="Times New Roman" w:hAnsi="Times New Roman" w:cs="Times New Roman"/>
+          <w:sz w:val="28"/>
+          <w:szCs w:val="28"/>
+        </w:rPr>
+        <w:t xml:space="preserve"> новые строки, зафиксировать результат.</w:t>
       </w:r>
     </w:p>
     <w:p>
@@ -1779,20 +1820,25 @@
           <w:ilvl w:val="1"/>
           <w:numId w:val="3"/>
         </w:numPr>
-        <w:rPr>
-          <w:rFonts w:ascii="Times New Roman" w:eastAsia="Times New Roman" w:hAnsi="Times New Roman" w:cs="Times New Roman"/>
-          <w:color w:val="000000"/>
-          <w:sz w:val="28"/>
-          <w:szCs w:val="28"/>
-        </w:rPr>
-      </w:pPr>
-      <w:r>
-        <w:rPr>
-          <w:rFonts w:ascii="Times New Roman" w:eastAsia="Times New Roman" w:hAnsi="Times New Roman" w:cs="Times New Roman"/>
-          <w:sz w:val="28"/>
-          <w:szCs w:val="28"/>
-        </w:rPr>
-        <w:t>удалить каждую вторую строку в любой таблице (DELETE)</w:t>
+        <w:shd w:val="clear" w:color="auto" w:fill="FFFFFF"/>
+        <w:spacing w:before="100" w:beforeAutospacing="1" w:after="100" w:afterAutospacing="1" w:line="240" w:lineRule="auto"/>
+        <w:rPr>
+          <w:rFonts w:ascii="Segoe UI" w:eastAsia="Times New Roman" w:hAnsi="Segoe UI" w:cs="Segoe UI"/>
+          <w:color w:val="212529"/>
+          <w:sz w:val="24"/>
+          <w:szCs w:val="24"/>
+          <w:lang w:val="ru-RU"/>
+        </w:rPr>
+      </w:pPr>
+      <w:r>
+        <w:rPr>
+          <w:rFonts w:ascii="Segoe UI" w:eastAsia="Times New Roman" w:hAnsi="Segoe UI" w:cs="Segoe UI"/>
+          <w:color w:val="212529"/>
+          <w:sz w:val="24"/>
+          <w:szCs w:val="24"/>
+          <w:lang w:val="ru-RU"/>
+        </w:rPr>
+        <w:t>удалить любые две таблицы (DROP TABLE)</w:t>
       </w:r>
     </w:p>
     <w:p>
@@ -2159,7 +2205,7 @@
           <w:b/>
           <w:sz w:val="28"/>
           <w:szCs w:val="28"/>
-          <w:lang w:val="ru-RU"/>
+          <w:lang w:val="en-US"/>
         </w:rPr>
         <w:br/>
       </w:r>
@@ -2280,6 +2326,7 @@
                 <w:lang w:val="en-US"/>
               </w:rPr>
             </w:pPr>
+            <w:proofErr w:type="gramStart"/>
             <w:r>
               <w:rPr>
                 <w:rFonts w:ascii="IBM Plex Mono" w:eastAsia="IBM Plex Mono" w:hAnsi="IBM Plex Mono" w:cs="IBM Plex Mono"/>
@@ -2289,13 +2336,10 @@
                 <w:szCs w:val="24"/>
                 <w:lang w:val="en-US"/>
               </w:rPr>
-              <w:t>#!/usr/bin/env bash</w:t>
-            </w:r>
-          </w:p>
-          <w:p>
-            <w:pPr>
-              <w:widowControl w:val="0"/>
-              <w:spacing w:line="240" w:lineRule="auto"/>
+              <w:t>#!/</w:t>
+            </w:r>
+            <w:proofErr w:type="gramEnd"/>
+            <w:r>
               <w:rPr>
                 <w:rFonts w:ascii="IBM Plex Mono" w:eastAsia="IBM Plex Mono" w:hAnsi="IBM Plex Mono" w:cs="IBM Plex Mono"/>
                 <w:i/>
@@ -2304,27 +2348,7 @@
                 <w:szCs w:val="24"/>
                 <w:lang w:val="en-US"/>
               </w:rPr>
-            </w:pPr>
-          </w:p>
-          <w:p>
-            <w:pPr>
-              <w:widowControl w:val="0"/>
-              <w:spacing w:line="240" w:lineRule="auto"/>
-              <w:rPr>
-                <w:rFonts w:ascii="IBM Plex Mono" w:eastAsia="IBM Plex Mono" w:hAnsi="IBM Plex Mono" w:cs="IBM Plex Mono"/>
-                <w:sz w:val="24"/>
-                <w:szCs w:val="24"/>
-                <w:lang w:val="en-US"/>
-              </w:rPr>
-            </w:pPr>
-            <w:r>
-              <w:rPr>
-                <w:rFonts w:ascii="IBM Plex Mono" w:eastAsia="IBM Plex Mono" w:hAnsi="IBM Plex Mono" w:cs="IBM Plex Mono"/>
-                <w:sz w:val="24"/>
-                <w:szCs w:val="24"/>
-                <w:lang w:val="en-US"/>
-              </w:rPr>
-              <w:t>DATE=$(date +%Y-%m-%d-%H-%M-%S)</w:t>
+              <w:t>usr/bin/env bash</w:t>
             </w:r>
           </w:p>
           <w:p>
@@ -2347,6 +2371,27 @@
               <w:spacing w:line="240" w:lineRule="auto"/>
               <w:rPr>
                 <w:rFonts w:ascii="IBM Plex Mono" w:eastAsia="IBM Plex Mono" w:hAnsi="IBM Plex Mono" w:cs="IBM Plex Mono"/>
+                <w:sz w:val="24"/>
+                <w:szCs w:val="24"/>
+                <w:lang w:val="en-US"/>
+              </w:rPr>
+            </w:pPr>
+            <w:r>
+              <w:rPr>
+                <w:rFonts w:ascii="IBM Plex Mono" w:eastAsia="IBM Plex Mono" w:hAnsi="IBM Plex Mono" w:cs="IBM Plex Mono"/>
+                <w:sz w:val="24"/>
+                <w:szCs w:val="24"/>
+                <w:lang w:val="en-US"/>
+              </w:rPr>
+              <w:t>DATE=$(date +%Y-%m-%d-%H-%M-%S)</w:t>
+            </w:r>
+          </w:p>
+          <w:p>
+            <w:pPr>
+              <w:widowControl w:val="0"/>
+              <w:spacing w:line="240" w:lineRule="auto"/>
+              <w:rPr>
+                <w:rFonts w:ascii="IBM Plex Mono" w:eastAsia="IBM Plex Mono" w:hAnsi="IBM Plex Mono" w:cs="IBM Plex Mono"/>
                 <w:i/>
                 <w:color w:val="008800"/>
                 <w:sz w:val="24"/>
@@ -2354,7 +2399,11 @@
                 <w:lang w:val="en-US"/>
               </w:rPr>
             </w:pPr>
-            <w:r>
+          </w:p>
+          <w:p>
+            <w:pPr>
+              <w:widowControl w:val="0"/>
+              <w:spacing w:line="240" w:lineRule="auto"/>
               <w:rPr>
                 <w:rFonts w:ascii="IBM Plex Mono" w:eastAsia="IBM Plex Mono" w:hAnsi="IBM Plex Mono" w:cs="IBM Plex Mono"/>
                 <w:i/>
@@ -2363,8 +2412,7 @@
                 <w:szCs w:val="24"/>
                 <w:lang w:val="en-US"/>
               </w:rPr>
-              <w:t xml:space="preserve"># </w:t>
-            </w:r>
+            </w:pPr>
             <w:r>
               <w:rPr>
                 <w:rFonts w:ascii="IBM Plex Mono" w:eastAsia="IBM Plex Mono" w:hAnsi="IBM Plex Mono" w:cs="IBM Plex Mono"/>
@@ -2372,9 +2420,9 @@
                 <w:color w:val="008800"/>
                 <w:sz w:val="24"/>
                 <w:szCs w:val="24"/>
-                <w:lang w:val="ru-RU"/>
-              </w:rPr>
-              <w:t>Создание</w:t>
+                <w:lang w:val="en-US"/>
+              </w:rPr>
+              <w:t xml:space="preserve"># </w:t>
             </w:r>
             <w:r>
               <w:rPr>
@@ -2383,9 +2431,9 @@
                 <w:color w:val="008800"/>
                 <w:sz w:val="24"/>
                 <w:szCs w:val="24"/>
-                <w:lang w:val="en-US"/>
-              </w:rPr>
-              <w:t xml:space="preserve"> </w:t>
+                <w:lang w:val="ru-RU"/>
+              </w:rPr>
+              <w:t>Создание</w:t>
             </w:r>
             <w:r>
               <w:rPr>
@@ -2394,76 +2442,93 @@
                 <w:color w:val="008800"/>
                 <w:sz w:val="24"/>
                 <w:szCs w:val="24"/>
-                <w:lang w:val="ru-RU"/>
-              </w:rPr>
-              <w:t>дампа</w:t>
-            </w:r>
-          </w:p>
-          <w:p>
-            <w:pPr>
-              <w:widowControl w:val="0"/>
-              <w:spacing w:line="240" w:lineRule="auto"/>
-              <w:rPr>
-                <w:rFonts w:ascii="IBM Plex Mono" w:eastAsia="IBM Plex Mono" w:hAnsi="IBM Plex Mono" w:cs="IBM Plex Mono"/>
-                <w:sz w:val="24"/>
-                <w:szCs w:val="24"/>
-                <w:lang w:val="en-US"/>
-              </w:rPr>
-            </w:pPr>
-            <w:proofErr w:type="spellStart"/>
-            <w:r>
-              <w:rPr>
-                <w:rFonts w:ascii="IBM Plex Mono" w:eastAsia="IBM Plex Mono" w:hAnsi="IBM Plex Mono" w:cs="IBM Plex Mono"/>
-                <w:sz w:val="24"/>
-                <w:szCs w:val="24"/>
-                <w:lang w:val="en-US"/>
-              </w:rPr>
-              <w:t>pg_dumpall</w:t>
-            </w:r>
-            <w:proofErr w:type="spellEnd"/>
-            <w:r>
-              <w:rPr>
-                <w:rFonts w:ascii="IBM Plex Mono" w:eastAsia="IBM Plex Mono" w:hAnsi="IBM Plex Mono" w:cs="IBM Plex Mono"/>
-                <w:sz w:val="24"/>
-                <w:szCs w:val="24"/>
-                <w:lang w:val="en-US"/>
-              </w:rPr>
-              <w:t xml:space="preserve"> -h localhost -p 9052 -U postgres1 | </w:t>
-            </w:r>
-            <w:proofErr w:type="spellStart"/>
-            <w:r>
-              <w:rPr>
-                <w:rFonts w:ascii="IBM Plex Mono" w:eastAsia="IBM Plex Mono" w:hAnsi="IBM Plex Mono" w:cs="IBM Plex Mono"/>
-                <w:sz w:val="24"/>
-                <w:szCs w:val="24"/>
-                <w:lang w:val="en-US"/>
-              </w:rPr>
-              <w:t>gzip</w:t>
-            </w:r>
-            <w:proofErr w:type="spellEnd"/>
-            <w:r>
-              <w:rPr>
-                <w:rFonts w:ascii="IBM Plex Mono" w:eastAsia="IBM Plex Mono" w:hAnsi="IBM Plex Mono" w:cs="IBM Plex Mono"/>
-                <w:sz w:val="24"/>
-                <w:szCs w:val="24"/>
-                <w:lang w:val="en-US"/>
-              </w:rPr>
-              <w:t xml:space="preserve"> -9 &gt; ~/backups/dumps/pgdump-$DATE.sql.gz</w:t>
-            </w:r>
-          </w:p>
-          <w:p>
-            <w:pPr>
-              <w:widowControl w:val="0"/>
-              <w:spacing w:line="240" w:lineRule="auto"/>
+                <w:lang w:val="en-US"/>
+              </w:rPr>
+              <w:t xml:space="preserve"> </w:t>
+            </w:r>
+            <w:r>
               <w:rPr>
                 <w:rFonts w:ascii="IBM Plex Mono" w:eastAsia="IBM Plex Mono" w:hAnsi="IBM Plex Mono" w:cs="IBM Plex Mono"/>
                 <w:i/>
                 <w:color w:val="008800"/>
                 <w:sz w:val="24"/>
                 <w:szCs w:val="24"/>
-                <w:lang w:val="en-US"/>
-              </w:rPr>
-            </w:pPr>
+                <w:lang w:val="ru-RU"/>
+              </w:rPr>
+              <w:t>дампа</w:t>
+            </w:r>
+          </w:p>
+          <w:p>
+            <w:pPr>
+              <w:widowControl w:val="0"/>
+              <w:spacing w:line="240" w:lineRule="auto"/>
+              <w:rPr>
+                <w:rFonts w:ascii="IBM Plex Mono" w:eastAsia="IBM Plex Mono" w:hAnsi="IBM Plex Mono" w:cs="IBM Plex Mono"/>
+                <w:sz w:val="24"/>
+                <w:szCs w:val="24"/>
+                <w:lang w:val="en-US"/>
+              </w:rPr>
+            </w:pPr>
+            <w:proofErr w:type="spellStart"/>
+            <w:r>
+              <w:rPr>
+                <w:rFonts w:ascii="IBM Plex Mono" w:eastAsia="IBM Plex Mono" w:hAnsi="IBM Plex Mono" w:cs="IBM Plex Mono"/>
+                <w:sz w:val="24"/>
+                <w:szCs w:val="24"/>
+                <w:lang w:val="en-US"/>
+              </w:rPr>
+              <w:t>pg_dumpall</w:t>
+            </w:r>
+            <w:proofErr w:type="spellEnd"/>
+            <w:r>
+              <w:rPr>
+                <w:rFonts w:ascii="IBM Plex Mono" w:eastAsia="IBM Plex Mono" w:hAnsi="IBM Plex Mono" w:cs="IBM Plex Mono"/>
+                <w:sz w:val="24"/>
+                <w:szCs w:val="24"/>
+                <w:lang w:val="en-US"/>
+              </w:rPr>
+              <w:t xml:space="preserve"> -h localhost -p 9052 -U postgres1 | </w:t>
+            </w:r>
+            <w:proofErr w:type="spellStart"/>
+            <w:r>
+              <w:rPr>
+                <w:rFonts w:ascii="IBM Plex Mono" w:eastAsia="IBM Plex Mono" w:hAnsi="IBM Plex Mono" w:cs="IBM Plex Mono"/>
+                <w:sz w:val="24"/>
+                <w:szCs w:val="24"/>
+                <w:lang w:val="en-US"/>
+              </w:rPr>
+              <w:t>gzip</w:t>
+            </w:r>
+            <w:proofErr w:type="spellEnd"/>
+            <w:r>
+              <w:rPr>
+                <w:rFonts w:ascii="IBM Plex Mono" w:eastAsia="IBM Plex Mono" w:hAnsi="IBM Plex Mono" w:cs="IBM Plex Mono"/>
+                <w:sz w:val="24"/>
+                <w:szCs w:val="24"/>
+                <w:lang w:val="en-US"/>
+              </w:rPr>
+              <w:t xml:space="preserve"> -9 &gt; ~/</w:t>
+            </w:r>
+            <w:proofErr w:type="gramStart"/>
+            <w:r>
+              <w:rPr>
+                <w:rFonts w:ascii="IBM Plex Mono" w:eastAsia="IBM Plex Mono" w:hAnsi="IBM Plex Mono" w:cs="IBM Plex Mono"/>
+                <w:sz w:val="24"/>
+                <w:szCs w:val="24"/>
+                <w:lang w:val="en-US"/>
+              </w:rPr>
+              <w:t>backups/dumps</w:t>
+            </w:r>
+            <w:proofErr w:type="gramEnd"/>
+            <w:r>
+              <w:rPr>
+                <w:rFonts w:ascii="IBM Plex Mono" w:eastAsia="IBM Plex Mono" w:hAnsi="IBM Plex Mono" w:cs="IBM Plex Mono"/>
+                <w:sz w:val="24"/>
+                <w:szCs w:val="24"/>
+                <w:lang w:val="en-US"/>
+              </w:rPr>
+              <w:t>/pgdump-$DATE.sql.gz</w:t>
+            </w:r>
           </w:p>
           <w:p>
             <w:pPr>
@@ -2478,7 +2543,11 @@
                 <w:lang w:val="en-US"/>
               </w:rPr>
             </w:pPr>
-            <w:r>
+          </w:p>
+          <w:p>
+            <w:pPr>
+              <w:widowControl w:val="0"/>
+              <w:spacing w:line="240" w:lineRule="auto"/>
               <w:rPr>
                 <w:rFonts w:ascii="IBM Plex Mono" w:eastAsia="IBM Plex Mono" w:hAnsi="IBM Plex Mono" w:cs="IBM Plex Mono"/>
                 <w:i/>
@@ -2487,8 +2556,7 @@
                 <w:szCs w:val="24"/>
                 <w:lang w:val="en-US"/>
               </w:rPr>
-              <w:t xml:space="preserve"># </w:t>
-            </w:r>
+            </w:pPr>
             <w:r>
               <w:rPr>
                 <w:rFonts w:ascii="IBM Plex Mono" w:eastAsia="IBM Plex Mono" w:hAnsi="IBM Plex Mono" w:cs="IBM Plex Mono"/>
@@ -2496,9 +2564,9 @@
                 <w:color w:val="008800"/>
                 <w:sz w:val="24"/>
                 <w:szCs w:val="24"/>
-                <w:lang w:val="ru-RU"/>
-              </w:rPr>
-              <w:t>Перемещение</w:t>
+                <w:lang w:val="en-US"/>
+              </w:rPr>
+              <w:t xml:space="preserve"># </w:t>
             </w:r>
             <w:r>
               <w:rPr>
@@ -2507,9 +2575,9 @@
                 <w:color w:val="008800"/>
                 <w:sz w:val="24"/>
                 <w:szCs w:val="24"/>
-                <w:lang w:val="en-US"/>
-              </w:rPr>
-              <w:t xml:space="preserve"> </w:t>
+                <w:lang w:val="ru-RU"/>
+              </w:rPr>
+              <w:t>Перемещение</w:t>
             </w:r>
             <w:r>
               <w:rPr>
@@ -2518,9 +2586,9 @@
                 <w:color w:val="008800"/>
                 <w:sz w:val="24"/>
                 <w:szCs w:val="24"/>
-                <w:lang w:val="ru-RU"/>
-              </w:rPr>
-              <w:t>на</w:t>
+                <w:lang w:val="en-US"/>
+              </w:rPr>
+              <w:t xml:space="preserve"> </w:t>
             </w:r>
             <w:r>
               <w:rPr>
@@ -2529,9 +2597,9 @@
                 <w:color w:val="008800"/>
                 <w:sz w:val="24"/>
                 <w:szCs w:val="24"/>
-                <w:lang w:val="en-US"/>
-              </w:rPr>
-              <w:t xml:space="preserve"> </w:t>
+                <w:lang w:val="ru-RU"/>
+              </w:rPr>
+              <w:t>на</w:t>
             </w:r>
             <w:r>
               <w:rPr>
@@ -2540,9 +2608,9 @@
                 <w:color w:val="008800"/>
                 <w:sz w:val="24"/>
                 <w:szCs w:val="24"/>
-                <w:lang w:val="ru-RU"/>
-              </w:rPr>
-              <w:t>резервный</w:t>
+                <w:lang w:val="en-US"/>
+              </w:rPr>
+              <w:t xml:space="preserve"> </w:t>
             </w:r>
             <w:r>
               <w:rPr>
@@ -2551,9 +2619,9 @@
                 <w:color w:val="008800"/>
                 <w:sz w:val="24"/>
                 <w:szCs w:val="24"/>
-                <w:lang w:val="en-US"/>
-              </w:rPr>
-              <w:t xml:space="preserve"> </w:t>
+                <w:lang w:val="ru-RU"/>
+              </w:rPr>
+              <w:t>резервный</w:t>
             </w:r>
             <w:r>
               <w:rPr>
@@ -2562,6 +2630,17 @@
                 <w:color w:val="008800"/>
                 <w:sz w:val="24"/>
                 <w:szCs w:val="24"/>
+                <w:lang w:val="en-US"/>
+              </w:rPr>
+              <w:t xml:space="preserve"> </w:t>
+            </w:r>
+            <w:r>
+              <w:rPr>
+                <w:rFonts w:ascii="IBM Plex Mono" w:eastAsia="IBM Plex Mono" w:hAnsi="IBM Plex Mono" w:cs="IBM Plex Mono"/>
+                <w:i/>
+                <w:color w:val="008800"/>
+                <w:sz w:val="24"/>
+                <w:szCs w:val="24"/>
                 <w:lang w:val="ru-RU"/>
               </w:rPr>
               <w:t>хост</w:t>
@@ -2596,7 +2675,27 @@
                 <w:szCs w:val="24"/>
                 <w:lang w:val="en-US"/>
               </w:rPr>
-              <w:t xml:space="preserve"> ~/backups/dumps/pgdump-$DATE.sql.gz postgres1@rshd-lab2-backup:~/backups/dumps</w:t>
+              <w:t xml:space="preserve"> ~/backups/dumps/pgdump-$DATE.sql.gz postgres1@rshd-lab2-</w:t>
+            </w:r>
+            <w:proofErr w:type="gramStart"/>
+            <w:r>
+              <w:rPr>
+                <w:rFonts w:ascii="IBM Plex Mono" w:eastAsia="IBM Plex Mono" w:hAnsi="IBM Plex Mono" w:cs="IBM Plex Mono"/>
+                <w:sz w:val="24"/>
+                <w:szCs w:val="24"/>
+                <w:lang w:val="en-US"/>
+              </w:rPr>
+              <w:t>backup:~</w:t>
+            </w:r>
+            <w:proofErr w:type="gramEnd"/>
+            <w:r>
+              <w:rPr>
+                <w:rFonts w:ascii="IBM Plex Mono" w:eastAsia="IBM Plex Mono" w:hAnsi="IBM Plex Mono" w:cs="IBM Plex Mono"/>
+                <w:sz w:val="24"/>
+                <w:szCs w:val="24"/>
+                <w:lang w:val="en-US"/>
+              </w:rPr>
+              <w:t>/backups/dumps</w:t>
             </w:r>
           </w:p>
           <w:p>
@@ -3039,6 +3138,7 @@
         <w:t xml:space="preserve">Чтобы скрипт работал корректно, добавим </w:t>
       </w:r>
       <w:proofErr w:type="spellStart"/>
+      <w:proofErr w:type="gramStart"/>
       <w:r>
         <w:rPr>
           <w:rFonts w:ascii="Times New Roman" w:eastAsia="Times New Roman" w:hAnsi="Times New Roman" w:cs="Times New Roman"/>
@@ -3054,7 +3154,16 @@
           <w:sz w:val="28"/>
           <w:szCs w:val="28"/>
         </w:rPr>
-        <w:t xml:space="preserve">  ключи для доступа к резервному узлу без пароля:</w:t>
+        <w:t xml:space="preserve">  ключи</w:t>
+      </w:r>
+      <w:proofErr w:type="gramEnd"/>
+      <w:r>
+        <w:rPr>
+          <w:rFonts w:ascii="Times New Roman" w:eastAsia="Times New Roman" w:hAnsi="Times New Roman" w:cs="Times New Roman"/>
+          <w:sz w:val="28"/>
+          <w:szCs w:val="28"/>
+        </w:rPr>
+        <w:t xml:space="preserve"> для доступа к резервному узлу без пароля:</w:t>
       </w:r>
     </w:p>
     <w:tbl>
@@ -3709,7 +3818,24 @@
           <w:sz w:val="28"/>
           <w:szCs w:val="28"/>
         </w:rPr>
-        <w:t>Новые данные: 650 МБ/сутки.</w:t>
+        <w:t xml:space="preserve">Новые данные: </w:t>
+      </w:r>
+      <w:r>
+        <w:rPr>
+          <w:rFonts w:ascii="Times New Roman" w:eastAsia="Times New Roman" w:hAnsi="Times New Roman" w:cs="Times New Roman"/>
+          <w:sz w:val="28"/>
+          <w:szCs w:val="28"/>
+          <w:lang w:val="en-US"/>
+        </w:rPr>
+        <w:t>400</w:t>
+      </w:r>
+      <w:r>
+        <w:rPr>
+          <w:rFonts w:ascii="Times New Roman" w:eastAsia="Times New Roman" w:hAnsi="Times New Roman" w:cs="Times New Roman"/>
+          <w:sz w:val="28"/>
+          <w:szCs w:val="28"/>
+        </w:rPr>
+        <w:t xml:space="preserve"> МБ/сутки.</w:t>
       </w:r>
     </w:p>
     <w:p>
@@ -3853,7 +3979,32 @@
             <w:sz w:val="28"/>
             <w:szCs w:val="28"/>
           </w:rPr>
-          <m:t>S(t)=650 ⋅ t</m:t>
+          <m:t>S(t)=</m:t>
+        </m:r>
+        <m:r>
+          <w:rPr>
+            <w:rFonts w:ascii="Cambria Math" w:eastAsia="Times New Roman" w:hAnsi="Times New Roman" w:cs="Times New Roman"/>
+            <w:sz w:val="28"/>
+            <w:szCs w:val="28"/>
+          </w:rPr>
+          <m:t>4</m:t>
+        </m:r>
+        <m:r>
+          <w:rPr>
+            <w:rFonts w:ascii="Cambria Math" w:eastAsia="Times New Roman" w:hAnsi="Times New Roman" w:cs="Times New Roman"/>
+            <w:sz w:val="28"/>
+            <w:szCs w:val="28"/>
+            <w:lang w:val="ru-RU"/>
+          </w:rPr>
+          <m:t>00</m:t>
+        </m:r>
+        <m:r>
+          <w:rPr>
+            <w:rFonts w:ascii="Times New Roman" w:eastAsia="Times New Roman" w:hAnsi="Times New Roman" w:cs="Times New Roman"/>
+            <w:sz w:val="28"/>
+            <w:szCs w:val="28"/>
+          </w:rPr>
+          <m:t xml:space="preserve"> ⋅ t</m:t>
         </m:r>
       </m:oMath>
       <w:r>
@@ -3905,11 +4056,28 @@
           <m:num>
             <m:r>
               <w:rPr>
+                <w:rFonts w:ascii="Cambria Math" w:eastAsia="Times New Roman" w:hAnsi="Times New Roman" w:cs="Times New Roman"/>
+                <w:sz w:val="28"/>
+                <w:szCs w:val="28"/>
+              </w:rPr>
+              <m:t>4</m:t>
+            </m:r>
+            <m:r>
+              <w:rPr>
+                <w:rFonts w:ascii="Cambria Math" w:eastAsia="Times New Roman" w:hAnsi="Times New Roman" w:cs="Times New Roman"/>
+                <w:sz w:val="28"/>
+                <w:szCs w:val="28"/>
+                <w:lang w:val="en-US"/>
+              </w:rPr>
+              <m:t>00</m:t>
+            </m:r>
+            <m:r>
+              <w:rPr>
                 <w:rFonts w:ascii="Times New Roman" w:eastAsia="Times New Roman" w:hAnsi="Times New Roman" w:cs="Times New Roman"/>
                 <w:sz w:val="28"/>
                 <w:szCs w:val="28"/>
               </w:rPr>
-              <m:t>650 ⋅ t</m:t>
+              <m:t xml:space="preserve"> ⋅ t</m:t>
             </m:r>
           </m:num>
           <m:den>
@@ -4013,11 +4181,20 @@
           <m:num>
             <m:r>
               <w:rPr>
-                <w:rFonts w:ascii="Times New Roman" w:eastAsia="Times New Roman" w:hAnsi="Times New Roman" w:cs="Times New Roman"/>
+                <w:rFonts w:ascii="Cambria Math" w:eastAsia="Times New Roman" w:hAnsi="Cambria Math" w:cs="Times New Roman"/>
                 <w:sz w:val="28"/>
                 <w:szCs w:val="28"/>
               </w:rPr>
-              <m:t>650</m:t>
+              <m:t>4</m:t>
+            </m:r>
+            <m:r>
+              <w:rPr>
+                <w:rFonts w:ascii="Cambria Math" w:eastAsia="Times New Roman" w:hAnsi="Cambria Math" w:cs="Times New Roman"/>
+                <w:sz w:val="28"/>
+                <w:szCs w:val="28"/>
+                <w:lang w:val="en-US"/>
+              </w:rPr>
+              <m:t>00</m:t>
             </m:r>
           </m:num>
           <m:den>
@@ -4093,11 +4270,20 @@
           <m:num>
             <m:r>
               <w:rPr>
-                <w:rFonts w:ascii="Times New Roman" w:eastAsia="Times New Roman" w:hAnsi="Times New Roman" w:cs="Times New Roman"/>
+                <w:rFonts w:ascii="Cambria Math" w:eastAsia="Times New Roman" w:hAnsi="Cambria Math" w:cs="Times New Roman"/>
                 <w:sz w:val="28"/>
                 <w:szCs w:val="28"/>
               </w:rPr>
-              <m:t>650</m:t>
+              <m:t>4</m:t>
+            </m:r>
+            <m:r>
+              <w:rPr>
+                <w:rFonts w:ascii="Cambria Math" w:eastAsia="Times New Roman" w:hAnsi="Cambria Math" w:cs="Times New Roman"/>
+                <w:sz w:val="28"/>
+                <w:szCs w:val="28"/>
+                <w:lang w:val="en-US"/>
+              </w:rPr>
+              <m:t>00</m:t>
             </m:r>
           </m:num>
           <m:den>
@@ -4210,11 +4396,20 @@
           <m:num>
             <m:r>
               <w:rPr>
-                <w:rFonts w:ascii="Times New Roman" w:eastAsia="Times New Roman" w:hAnsi="Times New Roman" w:cs="Times New Roman"/>
+                <w:rFonts w:ascii="Cambria Math" w:eastAsia="Times New Roman" w:hAnsi="Cambria Math" w:cs="Times New Roman"/>
                 <w:sz w:val="28"/>
                 <w:szCs w:val="28"/>
               </w:rPr>
-              <m:t>650</m:t>
+              <m:t>4</m:t>
+            </m:r>
+            <m:r>
+              <w:rPr>
+                <w:rFonts w:ascii="Cambria Math" w:eastAsia="Times New Roman" w:hAnsi="Cambria Math" w:cs="Times New Roman"/>
+                <w:sz w:val="28"/>
+                <w:szCs w:val="28"/>
+                <w:lang w:val="en-US"/>
+              </w:rPr>
+              <m:t>00</m:t>
             </m:r>
           </m:num>
           <m:den>
@@ -4234,7 +4429,56 @@
             <w:sz w:val="28"/>
             <w:szCs w:val="28"/>
           </w:rPr>
-          <m:t>⋅462 ≈ 100100 МБ ≈ 98 ГБ​</m:t>
+          <m:t xml:space="preserve">⋅462 ≈ </m:t>
+        </m:r>
+        <m:r>
+          <w:rPr>
+            <w:rFonts w:ascii="Cambria Math" w:eastAsia="Times New Roman" w:hAnsi="Times New Roman" w:cs="Times New Roman"/>
+            <w:sz w:val="28"/>
+            <w:szCs w:val="28"/>
+          </w:rPr>
+          <m:t>61600</m:t>
+        </m:r>
+        <m:r>
+          <w:rPr>
+            <w:rFonts w:ascii="Cambria Math" w:eastAsia="Times New Roman" w:hAnsi="Times New Roman" w:cs="Times New Roman"/>
+            <w:sz w:val="28"/>
+            <w:szCs w:val="28"/>
+          </w:rPr>
+          <m:t xml:space="preserve"> </m:t>
+        </m:r>
+        <m:r>
+          <w:rPr>
+            <w:rFonts w:ascii="Times New Roman" w:eastAsia="Times New Roman" w:hAnsi="Times New Roman" w:cs="Times New Roman"/>
+            <w:sz w:val="28"/>
+            <w:szCs w:val="28"/>
+          </w:rPr>
+          <m:t xml:space="preserve">МБ ≈ </m:t>
+        </m:r>
+        <m:r>
+          <w:rPr>
+            <w:rFonts w:ascii="Cambria Math" w:eastAsia="Times New Roman" w:hAnsi="Cambria Math" w:cs="Times New Roman"/>
+            <w:sz w:val="28"/>
+            <w:szCs w:val="28"/>
+          </w:rPr>
+          <m:t>6</m:t>
+        </m:r>
+        <m:r>
+          <w:rPr>
+            <w:rFonts w:ascii="Cambria Math" w:eastAsia="Times New Roman" w:hAnsi="Cambria Math" w:cs="Times New Roman"/>
+            <w:sz w:val="28"/>
+            <w:szCs w:val="28"/>
+            <w:lang w:val="en-US"/>
+          </w:rPr>
+          <m:t>0.15</m:t>
+        </m:r>
+        <m:r>
+          <w:rPr>
+            <w:rFonts w:ascii="Times New Roman" w:eastAsia="Times New Roman" w:hAnsi="Times New Roman" w:cs="Times New Roman"/>
+            <w:sz w:val="28"/>
+            <w:szCs w:val="28"/>
+          </w:rPr>
+          <m:t xml:space="preserve"> ГБ​</m:t>
         </m:r>
       </m:oMath>
     </w:p>
@@ -4275,7 +4519,41 @@
           <w:sz w:val="28"/>
           <w:szCs w:val="28"/>
         </w:rPr>
-        <w:t>Дамп на 30-й день: 6.5 ГБ.</w:t>
+        <w:t xml:space="preserve">Дамп на 30-й день: </w:t>
+      </w:r>
+      <w:r>
+        <w:rPr>
+          <w:rFonts w:ascii="Times New Roman" w:eastAsia="Times New Roman" w:hAnsi="Times New Roman" w:cs="Times New Roman"/>
+          <w:sz w:val="28"/>
+          <w:szCs w:val="28"/>
+          <w:lang w:val="ru-RU"/>
+        </w:rPr>
+        <w:t>4</w:t>
+      </w:r>
+      <w:r>
+        <w:rPr>
+          <w:rFonts w:ascii="Times New Roman" w:eastAsia="Times New Roman" w:hAnsi="Times New Roman" w:cs="Times New Roman"/>
+          <w:sz w:val="28"/>
+          <w:szCs w:val="28"/>
+        </w:rPr>
+        <w:t>.</w:t>
+      </w:r>
+      <w:r>
+        <w:rPr>
+          <w:rFonts w:ascii="Times New Roman" w:eastAsia="Times New Roman" w:hAnsi="Times New Roman" w:cs="Times New Roman"/>
+          <w:sz w:val="28"/>
+          <w:szCs w:val="28"/>
+          <w:lang w:val="ru-RU"/>
+        </w:rPr>
+        <w:t xml:space="preserve">1 </w:t>
+      </w:r>
+      <w:r>
+        <w:rPr>
+          <w:rFonts w:ascii="Times New Roman" w:eastAsia="Times New Roman" w:hAnsi="Times New Roman" w:cs="Times New Roman"/>
+          <w:sz w:val="28"/>
+          <w:szCs w:val="28"/>
+        </w:rPr>
+        <w:t>ГБ.</w:t>
       </w:r>
     </w:p>
     <w:p>
@@ -4311,8 +4589,34 @@
           <w:rFonts w:ascii="Times New Roman" w:eastAsia="Times New Roman" w:hAnsi="Times New Roman" w:cs="Times New Roman"/>
           <w:sz w:val="28"/>
           <w:szCs w:val="28"/>
-        </w:rPr>
-        <w:t>3.28 ГБ/день.</w:t>
+          <w:lang w:val="ru-RU"/>
+        </w:rPr>
+        <w:t>2</w:t>
+      </w:r>
+      <w:r>
+        <w:rPr>
+          <w:rFonts w:ascii="Times New Roman" w:eastAsia="Times New Roman" w:hAnsi="Times New Roman" w:cs="Times New Roman"/>
+          <w:sz w:val="28"/>
+          <w:szCs w:val="28"/>
+        </w:rPr>
+        <w:t>.</w:t>
+      </w:r>
+      <w:r>
+        <w:rPr>
+          <w:rFonts w:ascii="Times New Roman" w:eastAsia="Times New Roman" w:hAnsi="Times New Roman" w:cs="Times New Roman"/>
+          <w:sz w:val="28"/>
+          <w:szCs w:val="28"/>
+          <w:lang w:val="ru-RU"/>
+        </w:rPr>
+        <w:t>1</w:t>
+      </w:r>
+      <w:r>
+        <w:rPr>
+          <w:rFonts w:ascii="Times New Roman" w:eastAsia="Times New Roman" w:hAnsi="Times New Roman" w:cs="Times New Roman"/>
+          <w:sz w:val="28"/>
+          <w:szCs w:val="28"/>
+        </w:rPr>
+        <w:t>8 ГБ/день.</w:t>
       </w:r>
     </w:p>
     <w:p>
@@ -4331,7 +4635,24 @@
           <w:sz w:val="28"/>
           <w:szCs w:val="28"/>
         </w:rPr>
-        <w:t>Пиковый объём: 6.5 ГБ (последний день).</w:t>
+        <w:t xml:space="preserve">Пиковый объём: </w:t>
+      </w:r>
+      <w:r>
+        <w:rPr>
+          <w:rFonts w:ascii="Times New Roman" w:eastAsia="Times New Roman" w:hAnsi="Times New Roman" w:cs="Times New Roman"/>
+          <w:sz w:val="28"/>
+          <w:szCs w:val="28"/>
+          <w:lang w:val="ru-RU"/>
+        </w:rPr>
+        <w:t>4.1</w:t>
+      </w:r>
+      <w:r>
+        <w:rPr>
+          <w:rFonts w:ascii="Times New Roman" w:eastAsia="Times New Roman" w:hAnsi="Times New Roman" w:cs="Times New Roman"/>
+          <w:sz w:val="28"/>
+          <w:szCs w:val="28"/>
+        </w:rPr>
+        <w:t xml:space="preserve"> ГБ (последний день).</w:t>
       </w:r>
     </w:p>
     <w:p>
@@ -4347,40 +4668,50 @@
       </w:pPr>
       <w:r>
         <w:rPr>
-          <w:rFonts w:ascii="Times New Roman" w:eastAsia="Times New Roman" w:hAnsi="Times New Roman" w:cs="Times New Roman"/>
           <w:noProof/>
-          <w:sz w:val="28"/>
-          <w:szCs w:val="28"/>
         </w:rPr>
         <w:drawing>
-          <wp:inline distT="114300" distB="114300" distL="114300" distR="114300" wp14:anchorId="3BD5B25E" wp14:editId="1028810A">
-            <wp:extent cx="6581558" cy="4387705"/>
+          <wp:inline distT="0" distB="0" distL="0" distR="0" wp14:anchorId="0AFFCCF0" wp14:editId="6AB7C77D">
+            <wp:extent cx="6843395" cy="4542790"/>
             <wp:effectExtent l="0" t="0" r="0" b="0"/>
-            <wp:docPr id="21" name="image11.png"/>
-            <wp:cNvGraphicFramePr/>
+            <wp:docPr id="290094705" name="Рисунок 1"/>
+            <wp:cNvGraphicFramePr>
+              <a:graphicFrameLocks xmlns:a="http://schemas.openxmlformats.org/drawingml/2006/main" noChangeAspect="1"/>
+            </wp:cNvGraphicFramePr>
             <a:graphic xmlns:a="http://schemas.openxmlformats.org/drawingml/2006/main">
               <a:graphicData uri="http://schemas.openxmlformats.org/drawingml/2006/picture">
                 <pic:pic xmlns:pic="http://schemas.openxmlformats.org/drawingml/2006/picture">
                   <pic:nvPicPr>
-                    <pic:cNvPr id="0" name="image11.png"/>
-                    <pic:cNvPicPr preferRelativeResize="0"/>
+                    <pic:cNvPr id="0" name="Picture 1"/>
+                    <pic:cNvPicPr>
+                      <a:picLocks noChangeAspect="1" noChangeArrowheads="1"/>
+                    </pic:cNvPicPr>
                   </pic:nvPicPr>
                   <pic:blipFill>
-                    <a:blip r:embed="rId12"/>
+                    <a:blip r:embed="rId12">
+                      <a:extLst>
+                        <a:ext uri="{28A0092B-C50C-407E-A947-70E740481C1C}">
+                          <a14:useLocalDpi xmlns:a14="http://schemas.microsoft.com/office/drawing/2010/main" val="0"/>
+                        </a:ext>
+                      </a:extLst>
+                    </a:blip>
                     <a:srcRect/>
                     <a:stretch>
                       <a:fillRect/>
                     </a:stretch>
                   </pic:blipFill>
-                  <pic:spPr>
+                  <pic:spPr bwMode="auto">
                     <a:xfrm>
                       <a:off x="0" y="0"/>
-                      <a:ext cx="6581558" cy="4387705"/>
+                      <a:ext cx="6843395" cy="4542790"/>
                     </a:xfrm>
                     <a:prstGeom prst="rect">
                       <a:avLst/>
                     </a:prstGeom>
-                    <a:ln/>
+                    <a:noFill/>
+                    <a:ln>
+                      <a:noFill/>
+                    </a:ln>
                   </pic:spPr>
                 </pic:pic>
               </a:graphicData>
@@ -5543,7 +5874,27 @@
                 <w:szCs w:val="24"/>
                 <w:lang w:val="en-US"/>
               </w:rPr>
-              <w:t># TYPE  DATABASE        USER            ADDRESS                 METHOD</w:t>
+              <w:t xml:space="preserve"># </w:t>
+            </w:r>
+            <w:proofErr w:type="gramStart"/>
+            <w:r>
+              <w:rPr>
+                <w:rFonts w:ascii="IBM Plex Mono" w:eastAsia="IBM Plex Mono" w:hAnsi="IBM Plex Mono" w:cs="IBM Plex Mono"/>
+                <w:sz w:val="24"/>
+                <w:szCs w:val="24"/>
+                <w:lang w:val="en-US"/>
+              </w:rPr>
+              <w:t>TYPE  DATABASE</w:t>
+            </w:r>
+            <w:proofErr w:type="gramEnd"/>
+            <w:r>
+              <w:rPr>
+                <w:rFonts w:ascii="IBM Plex Mono" w:eastAsia="IBM Plex Mono" w:hAnsi="IBM Plex Mono" w:cs="IBM Plex Mono"/>
+                <w:sz w:val="24"/>
+                <w:szCs w:val="24"/>
+                <w:lang w:val="en-US"/>
+              </w:rPr>
+              <w:t xml:space="preserve">        USER            ADDRESS                 METHOD</w:t>
             </w:r>
           </w:p>
           <w:p>
@@ -5598,14 +5949,25 @@
                 <w:lang w:val="en-US"/>
               </w:rPr>
             </w:pPr>
-            <w:r>
-              <w:rPr>
-                <w:rFonts w:ascii="IBM Plex Mono" w:eastAsia="IBM Plex Mono" w:hAnsi="IBM Plex Mono" w:cs="IBM Plex Mono"/>
-                <w:sz w:val="24"/>
-                <w:szCs w:val="24"/>
-                <w:lang w:val="en-US"/>
-              </w:rPr>
-              <w:t xml:space="preserve">host    all             </w:t>
+            <w:proofErr w:type="gramStart"/>
+            <w:r>
+              <w:rPr>
+                <w:rFonts w:ascii="IBM Plex Mono" w:eastAsia="IBM Plex Mono" w:hAnsi="IBM Plex Mono" w:cs="IBM Plex Mono"/>
+                <w:sz w:val="24"/>
+                <w:szCs w:val="24"/>
+                <w:lang w:val="en-US"/>
+              </w:rPr>
+              <w:t xml:space="preserve">host    all            </w:t>
+            </w:r>
+            <w:proofErr w:type="gramEnd"/>
+            <w:r>
+              <w:rPr>
+                <w:rFonts w:ascii="IBM Plex Mono" w:eastAsia="IBM Plex Mono" w:hAnsi="IBM Plex Mono" w:cs="IBM Plex Mono"/>
+                <w:sz w:val="24"/>
+                <w:szCs w:val="24"/>
+                <w:lang w:val="en-US"/>
+              </w:rPr>
+              <w:t xml:space="preserve"> </w:t>
             </w:r>
             <w:proofErr w:type="spellStart"/>
             <w:r>
@@ -5625,7 +5987,27 @@
                 <w:szCs w:val="24"/>
                 <w:lang w:val="en-US"/>
               </w:rPr>
-              <w:t xml:space="preserve">             ::1/128                 md5</w:t>
+              <w:t xml:space="preserve">           </w:t>
+            </w:r>
+            <w:proofErr w:type="gramStart"/>
+            <w:r>
+              <w:rPr>
+                <w:rFonts w:ascii="IBM Plex Mono" w:eastAsia="IBM Plex Mono" w:hAnsi="IBM Plex Mono" w:cs="IBM Plex Mono"/>
+                <w:sz w:val="24"/>
+                <w:szCs w:val="24"/>
+                <w:lang w:val="en-US"/>
+              </w:rPr>
+              <w:t xml:space="preserve">  :</w:t>
+            </w:r>
+            <w:proofErr w:type="gramEnd"/>
+            <w:r>
+              <w:rPr>
+                <w:rFonts w:ascii="IBM Plex Mono" w:eastAsia="IBM Plex Mono" w:hAnsi="IBM Plex Mono" w:cs="IBM Plex Mono"/>
+                <w:sz w:val="24"/>
+                <w:szCs w:val="24"/>
+                <w:lang w:val="en-US"/>
+              </w:rPr>
+              <w:t>:1/128                 md5</w:t>
             </w:r>
           </w:p>
           <w:p>
@@ -5660,14 +6042,35 @@
                 <w:lang w:val="en-US"/>
               </w:rPr>
             </w:pPr>
-            <w:r>
-              <w:rPr>
-                <w:rFonts w:ascii="IBM Plex Mono" w:eastAsia="IBM Plex Mono" w:hAnsi="IBM Plex Mono" w:cs="IBM Plex Mono"/>
-                <w:sz w:val="24"/>
-                <w:szCs w:val="24"/>
-                <w:lang w:val="en-US"/>
-              </w:rPr>
-              <w:t xml:space="preserve">local   all             </w:t>
+            <w:proofErr w:type="gramStart"/>
+            <w:r>
+              <w:rPr>
+                <w:rFonts w:ascii="IBM Plex Mono" w:eastAsia="IBM Plex Mono" w:hAnsi="IBM Plex Mono" w:cs="IBM Plex Mono"/>
+                <w:sz w:val="24"/>
+                <w:szCs w:val="24"/>
+                <w:lang w:val="en-US"/>
+              </w:rPr>
+              <w:t xml:space="preserve">local  </w:t>
+            </w:r>
+            <w:proofErr w:type="gramEnd"/>
+            <w:r>
+              <w:rPr>
+                <w:rFonts w:ascii="IBM Plex Mono" w:eastAsia="IBM Plex Mono" w:hAnsi="IBM Plex Mono" w:cs="IBM Plex Mono"/>
+                <w:sz w:val="24"/>
+                <w:szCs w:val="24"/>
+                <w:lang w:val="en-US"/>
+              </w:rPr>
+              <w:t xml:space="preserve"> </w:t>
+            </w:r>
+            <w:proofErr w:type="gramStart"/>
+            <w:r>
+              <w:rPr>
+                <w:rFonts w:ascii="IBM Plex Mono" w:eastAsia="IBM Plex Mono" w:hAnsi="IBM Plex Mono" w:cs="IBM Plex Mono"/>
+                <w:sz w:val="24"/>
+                <w:szCs w:val="24"/>
+                <w:lang w:val="en-US"/>
+              </w:rPr>
+              <w:t xml:space="preserve">all             </w:t>
             </w:r>
             <w:proofErr w:type="spellStart"/>
             <w:r>
@@ -5687,7 +6090,17 @@
                 <w:szCs w:val="24"/>
                 <w:lang w:val="en-US"/>
               </w:rPr>
-              <w:t xml:space="preserve">                                     reject</w:t>
+              <w:t xml:space="preserve">                                    </w:t>
+            </w:r>
+            <w:proofErr w:type="gramEnd"/>
+            <w:r>
+              <w:rPr>
+                <w:rFonts w:ascii="IBM Plex Mono" w:eastAsia="IBM Plex Mono" w:hAnsi="IBM Plex Mono" w:cs="IBM Plex Mono"/>
+                <w:sz w:val="24"/>
+                <w:szCs w:val="24"/>
+                <w:lang w:val="en-US"/>
+              </w:rPr>
+              <w:t xml:space="preserve"> reject</w:t>
             </w:r>
           </w:p>
           <w:p>
@@ -5927,6 +6340,7 @@
                 <w:rFonts w:ascii="IBM Plex Mono" w:eastAsia="IBM Plex Mono" w:hAnsi="IBM Plex Mono" w:cs="IBM Plex Mono"/>
                 <w:sz w:val="24"/>
                 <w:szCs w:val="24"/>
+                <w:lang w:val="en-US"/>
               </w:rPr>
             </w:pPr>
             <w:proofErr w:type="spellStart"/>
@@ -5945,36 +6359,16 @@
                 <w:sz w:val="24"/>
                 <w:szCs w:val="24"/>
               </w:rPr>
-              <w:t xml:space="preserve"> ~/idd21</w:t>
-            </w:r>
-          </w:p>
-          <w:p>
-            <w:pPr>
-              <w:widowControl w:val="0"/>
-              <w:spacing w:line="240" w:lineRule="auto"/>
-              <w:rPr>
-                <w:rFonts w:ascii="IBM Plex Mono" w:eastAsia="IBM Plex Mono" w:hAnsi="IBM Plex Mono" w:cs="IBM Plex Mono"/>
-                <w:sz w:val="24"/>
-                <w:szCs w:val="24"/>
-              </w:rPr>
-            </w:pPr>
-            <w:proofErr w:type="spellStart"/>
-            <w:r>
-              <w:rPr>
-                <w:rFonts w:ascii="IBM Plex Mono" w:eastAsia="IBM Plex Mono" w:hAnsi="IBM Plex Mono" w:cs="IBM Plex Mono"/>
-                <w:sz w:val="24"/>
-                <w:szCs w:val="24"/>
-              </w:rPr>
-              <w:t>mkdir</w:t>
-            </w:r>
-            <w:proofErr w:type="spellEnd"/>
-            <w:r>
-              <w:rPr>
-                <w:rFonts w:ascii="IBM Plex Mono" w:eastAsia="IBM Plex Mono" w:hAnsi="IBM Plex Mono" w:cs="IBM Plex Mono"/>
-                <w:sz w:val="24"/>
-                <w:szCs w:val="24"/>
-              </w:rPr>
-              <w:t xml:space="preserve"> ~/gzp28</w:t>
+              <w:t xml:space="preserve"> ~/</w:t>
+            </w:r>
+            <w:r>
+              <w:rPr>
+                <w:rFonts w:ascii="IBM Plex Mono" w:eastAsia="IBM Plex Mono" w:hAnsi="IBM Plex Mono" w:cs="IBM Plex Mono"/>
+                <w:sz w:val="24"/>
+                <w:szCs w:val="24"/>
+                <w:lang w:val="en-US"/>
+              </w:rPr>
+              <w:t>frj34</w:t>
             </w:r>
           </w:p>
         </w:tc>
@@ -6166,15 +6560,18 @@
                 <w:lang w:val="en-US"/>
               </w:rPr>
             </w:pPr>
-            <w:r>
-              <w:rPr>
-                <w:rFonts w:ascii="IBM Plex Mono" w:eastAsia="IBM Plex Mono" w:hAnsi="IBM Plex Mono" w:cs="IBM Plex Mono"/>
-                <w:sz w:val="24"/>
-                <w:szCs w:val="24"/>
-                <w:lang w:val="en-US"/>
-              </w:rPr>
-              <w:t>sed -</w:t>
-            </w:r>
+          </w:p>
+          <w:p>
+            <w:pPr>
+              <w:widowControl w:val="0"/>
+              <w:spacing w:line="240" w:lineRule="auto"/>
+              <w:rPr>
+                <w:rFonts w:ascii="IBM Plex Mono" w:eastAsia="IBM Plex Mono" w:hAnsi="IBM Plex Mono" w:cs="IBM Plex Mono"/>
+                <w:sz w:val="24"/>
+                <w:szCs w:val="24"/>
+                <w:lang w:val="en-US"/>
+              </w:rPr>
+            </w:pPr>
             <w:proofErr w:type="spellStart"/>
             <w:r>
               <w:rPr>
@@ -6183,7 +6580,7 @@
                 <w:szCs w:val="24"/>
                 <w:lang w:val="en-US"/>
               </w:rPr>
-              <w:t>i</w:t>
+              <w:t>psql</w:t>
             </w:r>
             <w:proofErr w:type="spellEnd"/>
             <w:r>
@@ -6193,194 +6590,25 @@
                 <w:szCs w:val="24"/>
                 <w:lang w:val="en-US"/>
               </w:rPr>
-              <w:t xml:space="preserve"> '' 's|/var/</w:t>
-            </w:r>
-            <w:proofErr w:type="spellStart"/>
-            <w:r>
-              <w:rPr>
-                <w:rFonts w:ascii="IBM Plex Mono" w:eastAsia="IBM Plex Mono" w:hAnsi="IBM Plex Mono" w:cs="IBM Plex Mono"/>
-                <w:sz w:val="24"/>
-                <w:szCs w:val="24"/>
-                <w:lang w:val="en-US"/>
-              </w:rPr>
-              <w:t>db</w:t>
-            </w:r>
-            <w:proofErr w:type="spellEnd"/>
-            <w:r>
-              <w:rPr>
-                <w:rFonts w:ascii="IBM Plex Mono" w:eastAsia="IBM Plex Mono" w:hAnsi="IBM Plex Mono" w:cs="IBM Plex Mono"/>
-                <w:sz w:val="24"/>
-                <w:szCs w:val="24"/>
-                <w:lang w:val="en-US"/>
-              </w:rPr>
-              <w:t>/postgres1/idd21|/var/</w:t>
-            </w:r>
-            <w:proofErr w:type="spellStart"/>
-            <w:r>
-              <w:rPr>
-                <w:rFonts w:ascii="IBM Plex Mono" w:eastAsia="IBM Plex Mono" w:hAnsi="IBM Plex Mono" w:cs="IBM Plex Mono"/>
-                <w:sz w:val="24"/>
-                <w:szCs w:val="24"/>
-                <w:lang w:val="en-US"/>
-              </w:rPr>
-              <w:t>db</w:t>
-            </w:r>
-            <w:proofErr w:type="spellEnd"/>
-            <w:r>
-              <w:rPr>
-                <w:rFonts w:ascii="IBM Plex Mono" w:eastAsia="IBM Plex Mono" w:hAnsi="IBM Plex Mono" w:cs="IBM Plex Mono"/>
-                <w:sz w:val="24"/>
-                <w:szCs w:val="24"/>
-                <w:lang w:val="en-US"/>
-              </w:rPr>
-              <w:t>/postgres2/idd21|g' $</w:t>
-            </w:r>
-            <w:proofErr w:type="spellStart"/>
-            <w:r>
-              <w:rPr>
-                <w:rFonts w:ascii="IBM Plex Mono" w:eastAsia="IBM Plex Mono" w:hAnsi="IBM Plex Mono" w:cs="IBM Plex Mono"/>
-                <w:sz w:val="24"/>
-                <w:szCs w:val="24"/>
-                <w:lang w:val="en-US"/>
-              </w:rPr>
-              <w:t>unpacked_file</w:t>
-            </w:r>
-            <w:proofErr w:type="spellEnd"/>
-          </w:p>
-          <w:p>
-            <w:pPr>
-              <w:widowControl w:val="0"/>
-              <w:spacing w:line="240" w:lineRule="auto"/>
-              <w:rPr>
-                <w:rFonts w:ascii="IBM Plex Mono" w:eastAsia="IBM Plex Mono" w:hAnsi="IBM Plex Mono" w:cs="IBM Plex Mono"/>
-                <w:sz w:val="24"/>
-                <w:szCs w:val="24"/>
-                <w:lang w:val="en-US"/>
-              </w:rPr>
-            </w:pPr>
-            <w:r>
-              <w:rPr>
-                <w:rFonts w:ascii="IBM Plex Mono" w:eastAsia="IBM Plex Mono" w:hAnsi="IBM Plex Mono" w:cs="IBM Plex Mono"/>
-                <w:sz w:val="24"/>
-                <w:szCs w:val="24"/>
-                <w:lang w:val="en-US"/>
-              </w:rPr>
-              <w:t>sed -</w:t>
-            </w:r>
-            <w:proofErr w:type="spellStart"/>
-            <w:r>
-              <w:rPr>
-                <w:rFonts w:ascii="IBM Plex Mono" w:eastAsia="IBM Plex Mono" w:hAnsi="IBM Plex Mono" w:cs="IBM Plex Mono"/>
-                <w:sz w:val="24"/>
-                <w:szCs w:val="24"/>
-                <w:lang w:val="en-US"/>
-              </w:rPr>
-              <w:t>i</w:t>
-            </w:r>
-            <w:proofErr w:type="spellEnd"/>
-            <w:r>
-              <w:rPr>
-                <w:rFonts w:ascii="IBM Plex Mono" w:eastAsia="IBM Plex Mono" w:hAnsi="IBM Plex Mono" w:cs="IBM Plex Mono"/>
-                <w:sz w:val="24"/>
-                <w:szCs w:val="24"/>
-                <w:lang w:val="en-US"/>
-              </w:rPr>
-              <w:t xml:space="preserve"> '' 's|/var/</w:t>
-            </w:r>
-            <w:proofErr w:type="spellStart"/>
-            <w:r>
-              <w:rPr>
-                <w:rFonts w:ascii="IBM Plex Mono" w:eastAsia="IBM Plex Mono" w:hAnsi="IBM Plex Mono" w:cs="IBM Plex Mono"/>
-                <w:sz w:val="24"/>
-                <w:szCs w:val="24"/>
-                <w:lang w:val="en-US"/>
-              </w:rPr>
-              <w:t>db</w:t>
-            </w:r>
-            <w:proofErr w:type="spellEnd"/>
-            <w:r>
-              <w:rPr>
-                <w:rFonts w:ascii="IBM Plex Mono" w:eastAsia="IBM Plex Mono" w:hAnsi="IBM Plex Mono" w:cs="IBM Plex Mono"/>
-                <w:sz w:val="24"/>
-                <w:szCs w:val="24"/>
-                <w:lang w:val="en-US"/>
-              </w:rPr>
-              <w:t>/postgres1/gzp28|/var/</w:t>
-            </w:r>
-            <w:proofErr w:type="spellStart"/>
-            <w:r>
-              <w:rPr>
-                <w:rFonts w:ascii="IBM Plex Mono" w:eastAsia="IBM Plex Mono" w:hAnsi="IBM Plex Mono" w:cs="IBM Plex Mono"/>
-                <w:sz w:val="24"/>
-                <w:szCs w:val="24"/>
-                <w:lang w:val="en-US"/>
-              </w:rPr>
-              <w:t>db</w:t>
-            </w:r>
-            <w:proofErr w:type="spellEnd"/>
-            <w:r>
-              <w:rPr>
-                <w:rFonts w:ascii="IBM Plex Mono" w:eastAsia="IBM Plex Mono" w:hAnsi="IBM Plex Mono" w:cs="IBM Plex Mono"/>
-                <w:sz w:val="24"/>
-                <w:szCs w:val="24"/>
-                <w:lang w:val="en-US"/>
-              </w:rPr>
-              <w:t>/postgres2/gzp28|g' $</w:t>
-            </w:r>
-            <w:proofErr w:type="spellStart"/>
-            <w:r>
-              <w:rPr>
-                <w:rFonts w:ascii="IBM Plex Mono" w:eastAsia="IBM Plex Mono" w:hAnsi="IBM Plex Mono" w:cs="IBM Plex Mono"/>
-                <w:sz w:val="24"/>
-                <w:szCs w:val="24"/>
-                <w:lang w:val="en-US"/>
-              </w:rPr>
-              <w:t>unpacked_file</w:t>
-            </w:r>
-            <w:proofErr w:type="spellEnd"/>
-          </w:p>
-          <w:p>
-            <w:pPr>
-              <w:widowControl w:val="0"/>
-              <w:spacing w:line="240" w:lineRule="auto"/>
-              <w:rPr>
-                <w:rFonts w:ascii="IBM Plex Mono" w:eastAsia="IBM Plex Mono" w:hAnsi="IBM Plex Mono" w:cs="IBM Plex Mono"/>
-                <w:sz w:val="24"/>
-                <w:szCs w:val="24"/>
-                <w:lang w:val="en-US"/>
-              </w:rPr>
-            </w:pPr>
-          </w:p>
-          <w:p>
-            <w:pPr>
-              <w:widowControl w:val="0"/>
-              <w:spacing w:line="240" w:lineRule="auto"/>
-              <w:rPr>
-                <w:rFonts w:ascii="IBM Plex Mono" w:eastAsia="IBM Plex Mono" w:hAnsi="IBM Plex Mono" w:cs="IBM Plex Mono"/>
-                <w:sz w:val="24"/>
-                <w:szCs w:val="24"/>
-                <w:lang w:val="en-US"/>
-              </w:rPr>
-            </w:pPr>
-            <w:proofErr w:type="spellStart"/>
-            <w:r>
-              <w:rPr>
-                <w:rFonts w:ascii="IBM Plex Mono" w:eastAsia="IBM Plex Mono" w:hAnsi="IBM Plex Mono" w:cs="IBM Plex Mono"/>
-                <w:sz w:val="24"/>
-                <w:szCs w:val="24"/>
-                <w:lang w:val="en-US"/>
-              </w:rPr>
-              <w:t>psql</w:t>
-            </w:r>
-            <w:proofErr w:type="spellEnd"/>
-            <w:r>
-              <w:rPr>
-                <w:rFonts w:ascii="IBM Plex Mono" w:eastAsia="IBM Plex Mono" w:hAnsi="IBM Plex Mono" w:cs="IBM Plex Mono"/>
-                <w:sz w:val="24"/>
-                <w:szCs w:val="24"/>
-                <w:lang w:val="en-US"/>
-              </w:rPr>
-              <w:t xml:space="preserve"> -h localhost -p 9114 -U postgres1 </w:t>
+              <w:t xml:space="preserve"> -h localhost -p </w:t>
+            </w:r>
+            <w:r>
+              <w:rPr>
+                <w:rFonts w:ascii="IBM Plex Mono" w:eastAsia="IBM Plex Mono" w:hAnsi="IBM Plex Mono" w:cs="IBM Plex Mono"/>
+                <w:sz w:val="24"/>
+                <w:szCs w:val="24"/>
+                <w:lang w:val="en-US"/>
+              </w:rPr>
+              <w:t>9052</w:t>
+            </w:r>
+            <w:r>
+              <w:rPr>
+                <w:rFonts w:ascii="IBM Plex Mono" w:eastAsia="IBM Plex Mono" w:hAnsi="IBM Plex Mono" w:cs="IBM Plex Mono"/>
+                <w:sz w:val="24"/>
+                <w:szCs w:val="24"/>
+                <w:lang w:val="en-US"/>
+              </w:rPr>
+              <w:t xml:space="preserve"> -U postgres1 </w:t>
             </w:r>
             <w:proofErr w:type="spellStart"/>
             <w:r>
@@ -6495,6 +6723,45 @@
           <w:sz w:val="28"/>
           <w:szCs w:val="28"/>
           <w:lang w:val="en-US"/>
+        </w:rPr>
+      </w:pPr>
+    </w:p>
+    <w:p>
+      <w:pPr>
+        <w:shd w:val="clear" w:color="auto" w:fill="FFFFFF"/>
+        <w:spacing w:before="200" w:after="200"/>
+        <w:jc w:val="both"/>
+        <w:rPr>
+          <w:rFonts w:ascii="Times New Roman" w:eastAsia="Times New Roman" w:hAnsi="Times New Roman" w:cs="Times New Roman"/>
+          <w:sz w:val="28"/>
+          <w:szCs w:val="28"/>
+          <w:lang w:val="en-US"/>
+        </w:rPr>
+      </w:pPr>
+    </w:p>
+    <w:p>
+      <w:pPr>
+        <w:shd w:val="clear" w:color="auto" w:fill="FFFFFF"/>
+        <w:spacing w:before="200" w:after="200"/>
+        <w:jc w:val="both"/>
+        <w:rPr>
+          <w:rFonts w:ascii="Times New Roman" w:eastAsia="Times New Roman" w:hAnsi="Times New Roman" w:cs="Times New Roman"/>
+          <w:sz w:val="28"/>
+          <w:szCs w:val="28"/>
+          <w:lang w:val="en-US"/>
+        </w:rPr>
+      </w:pPr>
+    </w:p>
+    <w:p>
+      <w:pPr>
+        <w:shd w:val="clear" w:color="auto" w:fill="FFFFFF"/>
+        <w:spacing w:before="200" w:after="200"/>
+        <w:jc w:val="both"/>
+        <w:rPr>
+          <w:rFonts w:ascii="Times New Roman" w:eastAsia="Times New Roman" w:hAnsi="Times New Roman" w:cs="Times New Roman"/>
+          <w:sz w:val="28"/>
+          <w:szCs w:val="28"/>
+          <w:lang w:val="ru-RU"/>
         </w:rPr>
       </w:pPr>
     </w:p>
@@ -6765,6 +7032,7 @@
               <w:t xml:space="preserve"> </w:t>
             </w:r>
             <w:proofErr w:type="spellStart"/>
+            <w:proofErr w:type="gramStart"/>
             <w:r>
               <w:rPr>
                 <w:rFonts w:ascii="IBM Plex Mono" w:eastAsia="IBM Plex Mono" w:hAnsi="IBM Plex Mono" w:cs="IBM Plex Mono"/>
@@ -6775,6 +7043,7 @@
               <w:t>postgres:postgres</w:t>
             </w:r>
             <w:proofErr w:type="spellEnd"/>
+            <w:proofErr w:type="gramEnd"/>
             <w:r>
               <w:rPr>
                 <w:rFonts w:ascii="IBM Plex Mono" w:eastAsia="IBM Plex Mono" w:hAnsi="IBM Plex Mono" w:cs="IBM Plex Mono"/>
@@ -6910,6 +7179,7 @@
               <w:t>test_recover</w:t>
             </w:r>
             <w:proofErr w:type="spellEnd"/>
+            <w:proofErr w:type="gramStart"/>
             <w:r>
               <w:rPr>
                 <w:rFonts w:ascii="IBM Plex Mono" w:eastAsia="IBM Plex Mono" w:hAnsi="IBM Plex Mono" w:cs="IBM Plex Mono"/>
@@ -6919,6 +7189,7 @@
               </w:rPr>
               <w:t>';</w:t>
             </w:r>
+            <w:proofErr w:type="gramEnd"/>
           </w:p>
           <w:p>
             <w:pPr>
@@ -7013,7 +7284,17 @@
                 <w:szCs w:val="24"/>
                 <w:lang w:val="en-US"/>
               </w:rPr>
-              <w:t>test_recover</w:t>
+              <w:t>test_</w:t>
+            </w:r>
+            <w:proofErr w:type="gramStart"/>
+            <w:r>
+              <w:rPr>
+                <w:rFonts w:ascii="IBM Plex Mono" w:eastAsia="IBM Plex Mono" w:hAnsi="IBM Plex Mono" w:cs="IBM Plex Mono"/>
+                <w:sz w:val="24"/>
+                <w:szCs w:val="24"/>
+                <w:lang w:val="en-US"/>
+              </w:rPr>
+              <w:t>recover</w:t>
             </w:r>
             <w:proofErr w:type="spellEnd"/>
             <w:r>
@@ -7025,6 +7306,7 @@
               </w:rPr>
               <w:t>;</w:t>
             </w:r>
+            <w:proofErr w:type="gramEnd"/>
           </w:p>
           <w:p>
             <w:pPr>
@@ -7112,6 +7394,7 @@
                 <w:lang w:val="en-US"/>
               </w:rPr>
             </w:pPr>
+            <w:proofErr w:type="gramStart"/>
             <w:r>
               <w:rPr>
                 <w:rFonts w:ascii="IBM Plex Mono" w:eastAsia="IBM Plex Mono" w:hAnsi="IBM Plex Mono" w:cs="IBM Plex Mono"/>
@@ -7121,6 +7404,7 @@
               </w:rPr>
               <w:t>);</w:t>
             </w:r>
+            <w:proofErr w:type="gramEnd"/>
           </w:p>
           <w:p>
             <w:pPr>
@@ -7249,6 +7533,7 @@
                 <w:lang w:val="en-US"/>
               </w:rPr>
             </w:pPr>
+            <w:proofErr w:type="gramStart"/>
             <w:r>
               <w:rPr>
                 <w:rFonts w:ascii="IBM Plex Mono" w:eastAsia="IBM Plex Mono" w:hAnsi="IBM Plex Mono" w:cs="IBM Plex Mono"/>
@@ -7258,6 +7543,7 @@
               </w:rPr>
               <w:t>);</w:t>
             </w:r>
+            <w:proofErr w:type="gramEnd"/>
           </w:p>
           <w:p>
             <w:pPr>
@@ -7310,8 +7596,19 @@
                 <w:szCs w:val="24"/>
                 <w:lang w:val="en-US"/>
               </w:rPr>
-              <w:t>('Alice'), ('Bob'), ('Charlie');</w:t>
-            </w:r>
+              <w:t>('Alice'), ('Bob'), ('Charlie'</w:t>
+            </w:r>
+            <w:proofErr w:type="gramStart"/>
+            <w:r>
+              <w:rPr>
+                <w:rFonts w:ascii="IBM Plex Mono" w:eastAsia="IBM Plex Mono" w:hAnsi="IBM Plex Mono" w:cs="IBM Plex Mono"/>
+                <w:sz w:val="24"/>
+                <w:szCs w:val="24"/>
+                <w:lang w:val="en-US"/>
+              </w:rPr>
+              <w:t>);</w:t>
+            </w:r>
+            <w:proofErr w:type="gramEnd"/>
           </w:p>
           <w:p>
             <w:pPr>
@@ -7809,9 +8106,9 @@
           <w:szCs w:val="24"/>
           <w:lang w:val="en-US"/>
         </w:rPr>
-        <w:t>2026-03-18 18:07:00.888 UTC,,,6472,,69bae9c5.1948,10,,2026-03-18 18:07:01 UTC,,0,FATAL,58P01,"directory ""/home/postgres1/</w:t>
-      </w:r>
-      <w:proofErr w:type="spellStart"/>
+        <w:t xml:space="preserve">2026-03-18 18:07:00.888 </w:t>
+      </w:r>
+      <w:proofErr w:type="gramStart"/>
       <w:r>
         <w:rPr>
           <w:rFonts w:ascii="IBM Plex Mono" w:eastAsia="IBM Plex Mono" w:hAnsi="IBM Plex Mono" w:cs="IBM Plex Mono"/>
@@ -7820,9 +8117,9 @@
           <w:szCs w:val="24"/>
           <w:lang w:val="en-US"/>
         </w:rPr>
-        <w:t>test_recover</w:t>
-      </w:r>
-      <w:proofErr w:type="spellEnd"/>
+        <w:t>UTC,,,6472,,</w:t>
+      </w:r>
+      <w:proofErr w:type="gramEnd"/>
       <w:r>
         <w:rPr>
           <w:rFonts w:ascii="IBM Plex Mono" w:eastAsia="IBM Plex Mono" w:hAnsi="IBM Plex Mono" w:cs="IBM Plex Mono"/>
@@ -7831,9 +8128,9 @@
           <w:szCs w:val="24"/>
           <w:lang w:val="en-US"/>
         </w:rPr>
-        <w:t xml:space="preserve">"" does not </w:t>
-      </w:r>
-      <w:proofErr w:type="spellStart"/>
+        <w:t>69bae9c5.</w:t>
+      </w:r>
+      <w:proofErr w:type="gramStart"/>
       <w:r>
         <w:rPr>
           <w:rFonts w:ascii="IBM Plex Mono" w:eastAsia="IBM Plex Mono" w:hAnsi="IBM Plex Mono" w:cs="IBM Plex Mono"/>
@@ -7842,9 +8139,9 @@
           <w:szCs w:val="24"/>
           <w:lang w:val="en-US"/>
         </w:rPr>
-        <w:t>exist",,"Create</w:t>
-      </w:r>
-      <w:proofErr w:type="spellEnd"/>
+        <w:t>1948,10,,</w:t>
+      </w:r>
+      <w:proofErr w:type="gramEnd"/>
       <w:r>
         <w:rPr>
           <w:rFonts w:ascii="IBM Plex Mono" w:eastAsia="IBM Plex Mono" w:hAnsi="IBM Plex Mono" w:cs="IBM Plex Mono"/>
@@ -7853,7 +8150,117 @@
           <w:szCs w:val="24"/>
           <w:lang w:val="en-US"/>
         </w:rPr>
-        <w:t xml:space="preserve"> this directory for the tablespace before restarting the server.",,,"&gt;</w:t>
+        <w:t xml:space="preserve">2026-03-18 18:07:01 </w:t>
+      </w:r>
+      <w:proofErr w:type="gramStart"/>
+      <w:r>
+        <w:rPr>
+          <w:rFonts w:ascii="IBM Plex Mono" w:eastAsia="IBM Plex Mono" w:hAnsi="IBM Plex Mono" w:cs="IBM Plex Mono"/>
+          <w:color w:val="auto"/>
+          <w:sz w:val="24"/>
+          <w:szCs w:val="24"/>
+          <w:lang w:val="en-US"/>
+        </w:rPr>
+        <w:t>UTC,,0,FATAL</w:t>
+      </w:r>
+      <w:proofErr w:type="gramEnd"/>
+      <w:r>
+        <w:rPr>
+          <w:rFonts w:ascii="IBM Plex Mono" w:eastAsia="IBM Plex Mono" w:hAnsi="IBM Plex Mono" w:cs="IBM Plex Mono"/>
+          <w:color w:val="auto"/>
+          <w:sz w:val="24"/>
+          <w:szCs w:val="24"/>
+          <w:lang w:val="en-US"/>
+        </w:rPr>
+        <w:t>,58P01,"directory ""/home/postgres1/</w:t>
+      </w:r>
+      <w:proofErr w:type="spellStart"/>
+      <w:r>
+        <w:rPr>
+          <w:rFonts w:ascii="IBM Plex Mono" w:eastAsia="IBM Plex Mono" w:hAnsi="IBM Plex Mono" w:cs="IBM Plex Mono"/>
+          <w:color w:val="auto"/>
+          <w:sz w:val="24"/>
+          <w:szCs w:val="24"/>
+          <w:lang w:val="en-US"/>
+        </w:rPr>
+        <w:t>test_recover</w:t>
+      </w:r>
+      <w:proofErr w:type="spellEnd"/>
+      <w:r>
+        <w:rPr>
+          <w:rFonts w:ascii="IBM Plex Mono" w:eastAsia="IBM Plex Mono" w:hAnsi="IBM Plex Mono" w:cs="IBM Plex Mono"/>
+          <w:color w:val="auto"/>
+          <w:sz w:val="24"/>
+          <w:szCs w:val="24"/>
+          <w:lang w:val="en-US"/>
+        </w:rPr>
+        <w:t xml:space="preserve">"" does not </w:t>
+      </w:r>
+      <w:proofErr w:type="spellStart"/>
+      <w:r>
+        <w:rPr>
+          <w:rFonts w:ascii="IBM Plex Mono" w:eastAsia="IBM Plex Mono" w:hAnsi="IBM Plex Mono" w:cs="IBM Plex Mono"/>
+          <w:color w:val="auto"/>
+          <w:sz w:val="24"/>
+          <w:szCs w:val="24"/>
+          <w:lang w:val="en-US"/>
+        </w:rPr>
+        <w:t>exist</w:t>
+      </w:r>
+      <w:proofErr w:type="gramStart"/>
+      <w:r>
+        <w:rPr>
+          <w:rFonts w:ascii="IBM Plex Mono" w:eastAsia="IBM Plex Mono" w:hAnsi="IBM Plex Mono" w:cs="IBM Plex Mono"/>
+          <w:color w:val="auto"/>
+          <w:sz w:val="24"/>
+          <w:szCs w:val="24"/>
+          <w:lang w:val="en-US"/>
+        </w:rPr>
+        <w:t>",,</w:t>
+      </w:r>
+      <w:proofErr w:type="gramEnd"/>
+      <w:r>
+        <w:rPr>
+          <w:rFonts w:ascii="IBM Plex Mono" w:eastAsia="IBM Plex Mono" w:hAnsi="IBM Plex Mono" w:cs="IBM Plex Mono"/>
+          <w:color w:val="auto"/>
+          <w:sz w:val="24"/>
+          <w:szCs w:val="24"/>
+          <w:lang w:val="en-US"/>
+        </w:rPr>
+        <w:t>"Create</w:t>
+      </w:r>
+      <w:proofErr w:type="spellEnd"/>
+      <w:r>
+        <w:rPr>
+          <w:rFonts w:ascii="IBM Plex Mono" w:eastAsia="IBM Plex Mono" w:hAnsi="IBM Plex Mono" w:cs="IBM Plex Mono"/>
+          <w:color w:val="auto"/>
+          <w:sz w:val="24"/>
+          <w:szCs w:val="24"/>
+          <w:lang w:val="en-US"/>
+        </w:rPr>
+        <w:t xml:space="preserve"> this directory for the tablespace before restarting the </w:t>
+      </w:r>
+      <w:proofErr w:type="gramStart"/>
+      <w:r>
+        <w:rPr>
+          <w:rFonts w:ascii="IBM Plex Mono" w:eastAsia="IBM Plex Mono" w:hAnsi="IBM Plex Mono" w:cs="IBM Plex Mono"/>
+          <w:color w:val="auto"/>
+          <w:sz w:val="24"/>
+          <w:szCs w:val="24"/>
+          <w:lang w:val="en-US"/>
+        </w:rPr>
+        <w:t>server.",,,</w:t>
+      </w:r>
+      <w:proofErr w:type="gramEnd"/>
+      <w:r>
+        <w:rPr>
+          <w:rFonts w:ascii="IBM Plex Mono" w:eastAsia="IBM Plex Mono" w:hAnsi="IBM Plex Mono" w:cs="IBM Plex Mono"/>
+          <w:color w:val="auto"/>
+          <w:sz w:val="24"/>
+          <w:szCs w:val="24"/>
+          <w:lang w:val="en-US"/>
+        </w:rPr>
+        <w:t>"&gt;</w:t>
       </w:r>
     </w:p>
     <w:p>
@@ -8170,7 +8577,7 @@
                 <w:rFonts w:ascii="IBM Plex Mono" w:eastAsia="IBM Plex Mono" w:hAnsi="IBM Plex Mono" w:cs="IBM Plex Mono"/>
                 <w:sz w:val="24"/>
                 <w:szCs w:val="24"/>
-                <w:lang w:val="en-US"/>
+                <w:lang w:val="ru-RU"/>
               </w:rPr>
             </w:pPr>
             <w:proofErr w:type="spellStart"/>
@@ -8189,9 +8596,9 @@
                 <w:rFonts w:ascii="IBM Plex Mono" w:eastAsia="IBM Plex Mono" w:hAnsi="IBM Plex Mono" w:cs="IBM Plex Mono"/>
                 <w:sz w:val="24"/>
                 <w:szCs w:val="24"/>
-                <w:lang w:val="en-US"/>
-              </w:rPr>
-              <w:t xml:space="preserve"> postgres1@rshd-lab2-backup:$</w:t>
+                <w:lang w:val="ru-RU"/>
+              </w:rPr>
+              <w:t xml:space="preserve"> </w:t>
             </w:r>
             <w:proofErr w:type="spellStart"/>
             <w:r>
@@ -8201,7 +8608,7 @@
                 <w:szCs w:val="24"/>
                 <w:lang w:val="en-US"/>
               </w:rPr>
-              <w:t>latest_backup</w:t>
+              <w:t>postgres</w:t>
             </w:r>
             <w:proofErr w:type="spellEnd"/>
             <w:r>
@@ -8209,40 +8616,143 @@
                 <w:rFonts w:ascii="IBM Plex Mono" w:eastAsia="IBM Plex Mono" w:hAnsi="IBM Plex Mono" w:cs="IBM Plex Mono"/>
                 <w:sz w:val="24"/>
                 <w:szCs w:val="24"/>
-                <w:lang w:val="en-US"/>
-              </w:rPr>
-              <w:t xml:space="preserve"> ~/restore</w:t>
-            </w:r>
-          </w:p>
-          <w:p>
-            <w:pPr>
-              <w:widowControl w:val="0"/>
-              <w:spacing w:line="240" w:lineRule="auto"/>
-              <w:rPr>
-                <w:rFonts w:ascii="IBM Plex Mono" w:eastAsia="IBM Plex Mono" w:hAnsi="IBM Plex Mono" w:cs="IBM Plex Mono"/>
-                <w:sz w:val="24"/>
-                <w:szCs w:val="24"/>
-                <w:lang w:val="en-US"/>
-              </w:rPr>
-            </w:pPr>
-          </w:p>
-          <w:p>
-            <w:pPr>
-              <w:widowControl w:val="0"/>
-              <w:spacing w:line="240" w:lineRule="auto"/>
-              <w:rPr>
-                <w:rFonts w:ascii="IBM Plex Mono" w:eastAsia="IBM Plex Mono" w:hAnsi="IBM Plex Mono" w:cs="IBM Plex Mono"/>
-                <w:sz w:val="24"/>
-                <w:szCs w:val="24"/>
-                <w:lang w:val="en-US"/>
-              </w:rPr>
-            </w:pPr>
-            <w:r>
-              <w:rPr>
-                <w:rFonts w:ascii="IBM Plex Mono" w:eastAsia="IBM Plex Mono" w:hAnsi="IBM Plex Mono" w:cs="IBM Plex Mono"/>
-                <w:sz w:val="24"/>
-                <w:szCs w:val="24"/>
-                <w:lang w:val="en-US"/>
+                <w:lang w:val="ru-RU"/>
+              </w:rPr>
+              <w:t>1@</w:t>
+            </w:r>
+            <w:proofErr w:type="spellStart"/>
+            <w:r>
+              <w:rPr>
+                <w:rFonts w:ascii="IBM Plex Mono" w:eastAsia="IBM Plex Mono" w:hAnsi="IBM Plex Mono" w:cs="IBM Plex Mono"/>
+                <w:sz w:val="24"/>
+                <w:szCs w:val="24"/>
+                <w:lang w:val="en-US"/>
+              </w:rPr>
+              <w:t>rshd</w:t>
+            </w:r>
+            <w:proofErr w:type="spellEnd"/>
+            <w:r>
+              <w:rPr>
+                <w:rFonts w:ascii="IBM Plex Mono" w:eastAsia="IBM Plex Mono" w:hAnsi="IBM Plex Mono" w:cs="IBM Plex Mono"/>
+                <w:sz w:val="24"/>
+                <w:szCs w:val="24"/>
+                <w:lang w:val="ru-RU"/>
+              </w:rPr>
+              <w:t>-</w:t>
+            </w:r>
+            <w:r>
+              <w:rPr>
+                <w:rFonts w:ascii="IBM Plex Mono" w:eastAsia="IBM Plex Mono" w:hAnsi="IBM Plex Mono" w:cs="IBM Plex Mono"/>
+                <w:sz w:val="24"/>
+                <w:szCs w:val="24"/>
+                <w:lang w:val="en-US"/>
+              </w:rPr>
+              <w:t>lab</w:t>
+            </w:r>
+            <w:r>
+              <w:rPr>
+                <w:rFonts w:ascii="IBM Plex Mono" w:eastAsia="IBM Plex Mono" w:hAnsi="IBM Plex Mono" w:cs="IBM Plex Mono"/>
+                <w:sz w:val="24"/>
+                <w:szCs w:val="24"/>
+                <w:lang w:val="ru-RU"/>
+              </w:rPr>
+              <w:t>2-</w:t>
+            </w:r>
+            <w:proofErr w:type="gramStart"/>
+            <w:r>
+              <w:rPr>
+                <w:rFonts w:ascii="IBM Plex Mono" w:eastAsia="IBM Plex Mono" w:hAnsi="IBM Plex Mono" w:cs="IBM Plex Mono"/>
+                <w:sz w:val="24"/>
+                <w:szCs w:val="24"/>
+                <w:lang w:val="en-US"/>
+              </w:rPr>
+              <w:t>backup</w:t>
+            </w:r>
+            <w:r>
+              <w:rPr>
+                <w:rFonts w:ascii="IBM Plex Mono" w:eastAsia="IBM Plex Mono" w:hAnsi="IBM Plex Mono" w:cs="IBM Plex Mono"/>
+                <w:sz w:val="24"/>
+                <w:szCs w:val="24"/>
+                <w:lang w:val="ru-RU"/>
+              </w:rPr>
+              <w:t>:$</w:t>
+            </w:r>
+            <w:proofErr w:type="gramEnd"/>
+            <w:r>
+              <w:rPr>
+                <w:rFonts w:ascii="IBM Plex Mono" w:eastAsia="IBM Plex Mono" w:hAnsi="IBM Plex Mono" w:cs="IBM Plex Mono"/>
+                <w:sz w:val="24"/>
+                <w:szCs w:val="24"/>
+                <w:lang w:val="en-US"/>
+              </w:rPr>
+              <w:t>latest</w:t>
+            </w:r>
+            <w:r>
+              <w:rPr>
+                <w:rFonts w:ascii="IBM Plex Mono" w:eastAsia="IBM Plex Mono" w:hAnsi="IBM Plex Mono" w:cs="IBM Plex Mono"/>
+                <w:sz w:val="24"/>
+                <w:szCs w:val="24"/>
+                <w:lang w:val="ru-RU"/>
+              </w:rPr>
+              <w:t>_</w:t>
+            </w:r>
+            <w:r>
+              <w:rPr>
+                <w:rFonts w:ascii="IBM Plex Mono" w:eastAsia="IBM Plex Mono" w:hAnsi="IBM Plex Mono" w:cs="IBM Plex Mono"/>
+                <w:sz w:val="24"/>
+                <w:szCs w:val="24"/>
+                <w:lang w:val="en-US"/>
+              </w:rPr>
+              <w:t>backup</w:t>
+            </w:r>
+            <w:r>
+              <w:rPr>
+                <w:rFonts w:ascii="IBM Plex Mono" w:eastAsia="IBM Plex Mono" w:hAnsi="IBM Plex Mono" w:cs="IBM Plex Mono"/>
+                <w:sz w:val="24"/>
+                <w:szCs w:val="24"/>
+                <w:lang w:val="ru-RU"/>
+              </w:rPr>
+              <w:t xml:space="preserve"> ~/</w:t>
+            </w:r>
+            <w:r>
+              <w:rPr>
+                <w:rFonts w:ascii="IBM Plex Mono" w:eastAsia="IBM Plex Mono" w:hAnsi="IBM Plex Mono" w:cs="IBM Plex Mono"/>
+                <w:sz w:val="24"/>
+                <w:szCs w:val="24"/>
+                <w:lang w:val="en-US"/>
+              </w:rPr>
+              <w:t>restore</w:t>
+            </w:r>
+          </w:p>
+          <w:p>
+            <w:pPr>
+              <w:widowControl w:val="0"/>
+              <w:spacing w:line="240" w:lineRule="auto"/>
+              <w:rPr>
+                <w:rFonts w:ascii="IBM Plex Mono" w:eastAsia="IBM Plex Mono" w:hAnsi="IBM Plex Mono" w:cs="IBM Plex Mono"/>
+                <w:sz w:val="24"/>
+                <w:szCs w:val="24"/>
+                <w:lang w:val="ru-RU"/>
+              </w:rPr>
+            </w:pPr>
+          </w:p>
+          <w:p>
+            <w:pPr>
+              <w:widowControl w:val="0"/>
+              <w:spacing w:line="240" w:lineRule="auto"/>
+              <w:rPr>
+                <w:rFonts w:ascii="IBM Plex Mono" w:eastAsia="IBM Plex Mono" w:hAnsi="IBM Plex Mono" w:cs="IBM Plex Mono"/>
+                <w:sz w:val="24"/>
+                <w:szCs w:val="24"/>
+                <w:lang w:val="ru-RU"/>
+              </w:rPr>
+            </w:pPr>
+            <w:r>
+              <w:rPr>
+                <w:rFonts w:ascii="IBM Plex Mono" w:eastAsia="IBM Plex Mono" w:hAnsi="IBM Plex Mono" w:cs="IBM Plex Mono"/>
+                <w:sz w:val="24"/>
+                <w:szCs w:val="24"/>
+                <w:lang w:val="ru-RU"/>
               </w:rPr>
               <w:t xml:space="preserve"># </w:t>
             </w:r>
@@ -8260,7 +8770,7 @@
                 <w:rFonts w:ascii="IBM Plex Mono" w:eastAsia="IBM Plex Mono" w:hAnsi="IBM Plex Mono" w:cs="IBM Plex Mono"/>
                 <w:sz w:val="24"/>
                 <w:szCs w:val="24"/>
-                <w:lang w:val="en-US"/>
+                <w:lang w:val="ru-RU"/>
               </w:rPr>
               <w:t xml:space="preserve"> </w:t>
             </w:r>
@@ -8278,7 +8788,7 @@
                 <w:rFonts w:ascii="IBM Plex Mono" w:eastAsia="IBM Plex Mono" w:hAnsi="IBM Plex Mono" w:cs="IBM Plex Mono"/>
                 <w:sz w:val="24"/>
                 <w:szCs w:val="24"/>
-                <w:lang w:val="en-US"/>
+                <w:lang w:val="ru-RU"/>
               </w:rPr>
               <w:t xml:space="preserve"> </w:t>
             </w:r>
@@ -8296,7 +8806,7 @@
                 <w:rFonts w:ascii="IBM Plex Mono" w:eastAsia="IBM Plex Mono" w:hAnsi="IBM Plex Mono" w:cs="IBM Plex Mono"/>
                 <w:sz w:val="24"/>
                 <w:szCs w:val="24"/>
-                <w:lang w:val="en-US"/>
+                <w:lang w:val="ru-RU"/>
               </w:rPr>
               <w:t xml:space="preserve"> </w:t>
             </w:r>
@@ -8318,7 +8828,7 @@
                 <w:rFonts w:ascii="IBM Plex Mono" w:eastAsia="IBM Plex Mono" w:hAnsi="IBM Plex Mono" w:cs="IBM Plex Mono"/>
                 <w:sz w:val="24"/>
                 <w:szCs w:val="24"/>
-                <w:lang w:val="en-US"/>
+                <w:lang w:val="ru-RU"/>
               </w:rPr>
             </w:pPr>
             <w:proofErr w:type="spellStart"/>
@@ -8337,10 +8847,97 @@
                 <w:rFonts w:ascii="IBM Plex Mono" w:eastAsia="IBM Plex Mono" w:hAnsi="IBM Plex Mono" w:cs="IBM Plex Mono"/>
                 <w:sz w:val="24"/>
                 <w:szCs w:val="24"/>
-                <w:lang w:val="en-US"/>
-              </w:rPr>
-              <w:t xml:space="preserve"> -d ~/restore/pgdump-*.sql.gz</w:t>
-            </w:r>
+                <w:lang w:val="ru-RU"/>
+              </w:rPr>
+              <w:t xml:space="preserve"> -</w:t>
+            </w:r>
+            <w:r>
+              <w:rPr>
+                <w:rFonts w:ascii="IBM Plex Mono" w:eastAsia="IBM Plex Mono" w:hAnsi="IBM Plex Mono" w:cs="IBM Plex Mono"/>
+                <w:sz w:val="24"/>
+                <w:szCs w:val="24"/>
+                <w:lang w:val="en-US"/>
+              </w:rPr>
+              <w:t>d</w:t>
+            </w:r>
+            <w:r>
+              <w:rPr>
+                <w:rFonts w:ascii="IBM Plex Mono" w:eastAsia="IBM Plex Mono" w:hAnsi="IBM Plex Mono" w:cs="IBM Plex Mono"/>
+                <w:sz w:val="24"/>
+                <w:szCs w:val="24"/>
+                <w:lang w:val="ru-RU"/>
+              </w:rPr>
+              <w:t xml:space="preserve"> ~/</w:t>
+            </w:r>
+            <w:r>
+              <w:rPr>
+                <w:rFonts w:ascii="IBM Plex Mono" w:eastAsia="IBM Plex Mono" w:hAnsi="IBM Plex Mono" w:cs="IBM Plex Mono"/>
+                <w:sz w:val="24"/>
+                <w:szCs w:val="24"/>
+                <w:lang w:val="en-US"/>
+              </w:rPr>
+              <w:t>restore</w:t>
+            </w:r>
+            <w:r>
+              <w:rPr>
+                <w:rFonts w:ascii="IBM Plex Mono" w:eastAsia="IBM Plex Mono" w:hAnsi="IBM Plex Mono" w:cs="IBM Plex Mono"/>
+                <w:sz w:val="24"/>
+                <w:szCs w:val="24"/>
+                <w:lang w:val="ru-RU"/>
+              </w:rPr>
+              <w:t>/</w:t>
+            </w:r>
+            <w:proofErr w:type="spellStart"/>
+            <w:r>
+              <w:rPr>
+                <w:rFonts w:ascii="IBM Plex Mono" w:eastAsia="IBM Plex Mono" w:hAnsi="IBM Plex Mono" w:cs="IBM Plex Mono"/>
+                <w:sz w:val="24"/>
+                <w:szCs w:val="24"/>
+                <w:lang w:val="en-US"/>
+              </w:rPr>
+              <w:t>pgdump</w:t>
+            </w:r>
+            <w:proofErr w:type="spellEnd"/>
+            <w:r>
+              <w:rPr>
+                <w:rFonts w:ascii="IBM Plex Mono" w:eastAsia="IBM Plex Mono" w:hAnsi="IBM Plex Mono" w:cs="IBM Plex Mono"/>
+                <w:sz w:val="24"/>
+                <w:szCs w:val="24"/>
+                <w:lang w:val="ru-RU"/>
+              </w:rPr>
+              <w:t>-*.</w:t>
+            </w:r>
+            <w:proofErr w:type="spellStart"/>
+            <w:r>
+              <w:rPr>
+                <w:rFonts w:ascii="IBM Plex Mono" w:eastAsia="IBM Plex Mono" w:hAnsi="IBM Plex Mono" w:cs="IBM Plex Mono"/>
+                <w:sz w:val="24"/>
+                <w:szCs w:val="24"/>
+                <w:lang w:val="en-US"/>
+              </w:rPr>
+              <w:t>sql</w:t>
+            </w:r>
+            <w:proofErr w:type="spellEnd"/>
+            <w:r>
+              <w:rPr>
+                <w:rFonts w:ascii="IBM Plex Mono" w:eastAsia="IBM Plex Mono" w:hAnsi="IBM Plex Mono" w:cs="IBM Plex Mono"/>
+                <w:sz w:val="24"/>
+                <w:szCs w:val="24"/>
+                <w:lang w:val="ru-RU"/>
+              </w:rPr>
+              <w:t>.</w:t>
+            </w:r>
+            <w:proofErr w:type="spellStart"/>
+            <w:r>
+              <w:rPr>
+                <w:rFonts w:ascii="IBM Plex Mono" w:eastAsia="IBM Plex Mono" w:hAnsi="IBM Plex Mono" w:cs="IBM Plex Mono"/>
+                <w:sz w:val="24"/>
+                <w:szCs w:val="24"/>
+                <w:lang w:val="en-US"/>
+              </w:rPr>
+              <w:t>gz</w:t>
+            </w:r>
+            <w:proofErr w:type="spellEnd"/>
           </w:p>
           <w:p>
             <w:pPr>
@@ -8380,7 +8977,27 @@
                 <w:szCs w:val="24"/>
                 <w:lang w:val="en-US"/>
               </w:rPr>
-              <w:t xml:space="preserve"> 's|/home/postgres1/test_recover|/home/postgres1/restore/test_recover|g' ~/restore/</w:t>
+              <w:t xml:space="preserve"> 's|/home/postgres1/test_recover|/home/postgres1/restore/test_</w:t>
+            </w:r>
+            <w:proofErr w:type="gramStart"/>
+            <w:r>
+              <w:rPr>
+                <w:rFonts w:ascii="IBM Plex Mono" w:eastAsia="IBM Plex Mono" w:hAnsi="IBM Plex Mono" w:cs="IBM Plex Mono"/>
+                <w:sz w:val="24"/>
+                <w:szCs w:val="24"/>
+                <w:lang w:val="en-US"/>
+              </w:rPr>
+              <w:t>recover|g</w:t>
+            </w:r>
+            <w:proofErr w:type="gramEnd"/>
+            <w:r>
+              <w:rPr>
+                <w:rFonts w:ascii="IBM Plex Mono" w:eastAsia="IBM Plex Mono" w:hAnsi="IBM Plex Mono" w:cs="IBM Plex Mono"/>
+                <w:sz w:val="24"/>
+                <w:szCs w:val="24"/>
+                <w:lang w:val="en-US"/>
+              </w:rPr>
+              <w:t>' ~/restore/</w:t>
             </w:r>
             <w:proofErr w:type="spellStart"/>
             <w:r>
@@ -8564,6 +9181,7 @@
               <w:t xml:space="preserve"> </w:t>
             </w:r>
             <w:proofErr w:type="spellStart"/>
+            <w:proofErr w:type="gramStart"/>
             <w:r>
               <w:rPr>
                 <w:rFonts w:ascii="IBM Plex Mono" w:eastAsia="IBM Plex Mono" w:hAnsi="IBM Plex Mono" w:cs="IBM Plex Mono"/>
@@ -8574,6 +9192,7 @@
               <w:t>postgres:postgres</w:t>
             </w:r>
             <w:proofErr w:type="spellEnd"/>
+            <w:proofErr w:type="gramEnd"/>
             <w:r>
               <w:rPr>
                 <w:rFonts w:ascii="IBM Plex Mono" w:eastAsia="IBM Plex Mono" w:hAnsi="IBM Plex Mono" w:cs="IBM Plex Mono"/>
@@ -8636,6 +9255,7 @@
               <w:t xml:space="preserve"> </w:t>
             </w:r>
             <w:proofErr w:type="spellStart"/>
+            <w:proofErr w:type="gramStart"/>
             <w:r>
               <w:rPr>
                 <w:rFonts w:ascii="IBM Plex Mono" w:eastAsia="IBM Plex Mono" w:hAnsi="IBM Plex Mono" w:cs="IBM Plex Mono"/>
@@ -8646,6 +9266,7 @@
               <w:t>postgres:postgres</w:t>
             </w:r>
             <w:proofErr w:type="spellEnd"/>
+            <w:proofErr w:type="gramEnd"/>
             <w:r>
               <w:rPr>
                 <w:rFonts w:ascii="IBM Plex Mono" w:eastAsia="IBM Plex Mono" w:hAnsi="IBM Plex Mono" w:cs="IBM Plex Mono"/>
@@ -10028,7 +10649,7 @@
           <w:rFonts w:ascii="Times New Roman" w:eastAsia="Times New Roman" w:hAnsi="Times New Roman" w:cs="Times New Roman"/>
           <w:sz w:val="28"/>
           <w:szCs w:val="28"/>
-          <w:lang w:val="en-US"/>
+          <w:lang w:val="ru-RU"/>
         </w:rPr>
       </w:pPr>
       <w:r>
@@ -10312,8 +10933,19 @@
                 <w:szCs w:val="24"/>
                 <w:lang w:val="en-US"/>
               </w:rPr>
-              <w:t xml:space="preserve"> = 'replica';</w:t>
-            </w:r>
+              <w:t xml:space="preserve"> = 'replica</w:t>
+            </w:r>
+            <w:proofErr w:type="gramStart"/>
+            <w:r>
+              <w:rPr>
+                <w:rFonts w:ascii="IBM Plex Mono" w:eastAsia="IBM Plex Mono" w:hAnsi="IBM Plex Mono" w:cs="IBM Plex Mono"/>
+                <w:sz w:val="24"/>
+                <w:szCs w:val="24"/>
+                <w:lang w:val="en-US"/>
+              </w:rPr>
+              <w:t>';</w:t>
+            </w:r>
+            <w:proofErr w:type="gramEnd"/>
           </w:p>
           <w:p>
             <w:pPr>
@@ -10353,8 +10985,19 @@
                 <w:szCs w:val="24"/>
                 <w:lang w:val="en-US"/>
               </w:rPr>
-              <w:t xml:space="preserve"> = on;</w:t>
-            </w:r>
+              <w:t xml:space="preserve"> = </w:t>
+            </w:r>
+            <w:proofErr w:type="gramStart"/>
+            <w:r>
+              <w:rPr>
+                <w:rFonts w:ascii="IBM Plex Mono" w:eastAsia="IBM Plex Mono" w:hAnsi="IBM Plex Mono" w:cs="IBM Plex Mono"/>
+                <w:sz w:val="24"/>
+                <w:szCs w:val="24"/>
+                <w:lang w:val="en-US"/>
+              </w:rPr>
+              <w:t>on;</w:t>
+            </w:r>
+            <w:proofErr w:type="gramEnd"/>
           </w:p>
           <w:p>
             <w:pPr>
@@ -10394,7 +11037,27 @@
                 <w:szCs w:val="24"/>
                 <w:lang w:val="en-US"/>
               </w:rPr>
-              <w:t xml:space="preserve"> = 'test ! -f /var/lib/</w:t>
+              <w:t xml:space="preserve"> = '</w:t>
+            </w:r>
+            <w:proofErr w:type="gramStart"/>
+            <w:r>
+              <w:rPr>
+                <w:rFonts w:ascii="IBM Plex Mono" w:eastAsia="IBM Plex Mono" w:hAnsi="IBM Plex Mono" w:cs="IBM Plex Mono"/>
+                <w:sz w:val="24"/>
+                <w:szCs w:val="24"/>
+                <w:lang w:val="en-US"/>
+              </w:rPr>
+              <w:t>test !</w:t>
+            </w:r>
+            <w:proofErr w:type="gramEnd"/>
+            <w:r>
+              <w:rPr>
+                <w:rFonts w:ascii="IBM Plex Mono" w:eastAsia="IBM Plex Mono" w:hAnsi="IBM Plex Mono" w:cs="IBM Plex Mono"/>
+                <w:sz w:val="24"/>
+                <w:szCs w:val="24"/>
+                <w:lang w:val="en-US"/>
+              </w:rPr>
+              <w:t xml:space="preserve"> -f /var/lib/</w:t>
             </w:r>
             <w:proofErr w:type="spellStart"/>
             <w:r>
@@ -10474,8 +11137,19 @@
                 <w:szCs w:val="24"/>
                 <w:lang w:val="en-US"/>
               </w:rPr>
-              <w:t>/%f';</w:t>
-            </w:r>
+              <w:t>/%f</w:t>
+            </w:r>
+            <w:proofErr w:type="gramStart"/>
+            <w:r>
+              <w:rPr>
+                <w:rFonts w:ascii="IBM Plex Mono" w:eastAsia="IBM Plex Mono" w:hAnsi="IBM Plex Mono" w:cs="IBM Plex Mono"/>
+                <w:sz w:val="24"/>
+                <w:szCs w:val="24"/>
+                <w:lang w:val="en-US"/>
+              </w:rPr>
+              <w:t>';</w:t>
+            </w:r>
+            <w:proofErr w:type="gramEnd"/>
           </w:p>
           <w:p>
             <w:pPr>
@@ -10796,6 +11470,7 @@
       <w:r>
         <w:rPr>
           <w:rFonts w:ascii="Times New Roman" w:eastAsia="Times New Roman" w:hAnsi="Times New Roman" w:cs="Times New Roman"/>
+          <w:noProof/>
           <w:sz w:val="28"/>
           <w:szCs w:val="28"/>
         </w:rPr>
@@ -10950,29 +11625,80 @@
                 <w:szCs w:val="24"/>
                 <w:lang w:val="en-US"/>
               </w:rPr>
-              <w:t>host    replication  postgres1  ::1/128       trust</w:t>
-            </w:r>
-          </w:p>
-          <w:p>
-            <w:pPr>
-              <w:widowControl w:val="0"/>
-              <w:spacing w:line="240" w:lineRule="auto"/>
-              <w:rPr>
-                <w:rFonts w:ascii="IBM Plex Mono" w:eastAsia="IBM Plex Mono" w:hAnsi="IBM Plex Mono" w:cs="IBM Plex Mono"/>
-                <w:sz w:val="24"/>
-                <w:szCs w:val="24"/>
-                <w:lang w:val="en-US"/>
-              </w:rPr>
-            </w:pPr>
-            <w:r>
-              <w:rPr>
-                <w:rFonts w:ascii="IBM Plex Mono" w:eastAsia="IBM Plex Mono" w:hAnsi="IBM Plex Mono" w:cs="IBM Plex Mono"/>
-                <w:sz w:val="24"/>
-                <w:szCs w:val="24"/>
-                <w:lang w:val="en-US"/>
-              </w:rPr>
-              <w:t>host    replication  postgres1  127.0.0.1/32  trust</w:t>
-            </w:r>
+              <w:t xml:space="preserve">host    </w:t>
+            </w:r>
+            <w:proofErr w:type="gramStart"/>
+            <w:r>
+              <w:rPr>
+                <w:rFonts w:ascii="IBM Plex Mono" w:eastAsia="IBM Plex Mono" w:hAnsi="IBM Plex Mono" w:cs="IBM Plex Mono"/>
+                <w:sz w:val="24"/>
+                <w:szCs w:val="24"/>
+                <w:lang w:val="en-US"/>
+              </w:rPr>
+              <w:t>replication  postgres1  :</w:t>
+            </w:r>
+            <w:proofErr w:type="gramEnd"/>
+            <w:r>
+              <w:rPr>
+                <w:rFonts w:ascii="IBM Plex Mono" w:eastAsia="IBM Plex Mono" w:hAnsi="IBM Plex Mono" w:cs="IBM Plex Mono"/>
+                <w:sz w:val="24"/>
+                <w:szCs w:val="24"/>
+                <w:lang w:val="en-US"/>
+              </w:rPr>
+              <w:t>:1/128       trust</w:t>
+            </w:r>
+          </w:p>
+          <w:p>
+            <w:pPr>
+              <w:widowControl w:val="0"/>
+              <w:spacing w:line="240" w:lineRule="auto"/>
+              <w:rPr>
+                <w:rFonts w:ascii="IBM Plex Mono" w:eastAsia="IBM Plex Mono" w:hAnsi="IBM Plex Mono" w:cs="IBM Plex Mono"/>
+                <w:sz w:val="24"/>
+                <w:szCs w:val="24"/>
+                <w:lang w:val="en-US"/>
+              </w:rPr>
+            </w:pPr>
+            <w:r>
+              <w:rPr>
+                <w:rFonts w:ascii="IBM Plex Mono" w:eastAsia="IBM Plex Mono" w:hAnsi="IBM Plex Mono" w:cs="IBM Plex Mono"/>
+                <w:sz w:val="24"/>
+                <w:szCs w:val="24"/>
+                <w:lang w:val="en-US"/>
+              </w:rPr>
+              <w:t xml:space="preserve">host    </w:t>
+            </w:r>
+            <w:proofErr w:type="gramStart"/>
+            <w:r>
+              <w:rPr>
+                <w:rFonts w:ascii="IBM Plex Mono" w:eastAsia="IBM Plex Mono" w:hAnsi="IBM Plex Mono" w:cs="IBM Plex Mono"/>
+                <w:sz w:val="24"/>
+                <w:szCs w:val="24"/>
+                <w:lang w:val="en-US"/>
+              </w:rPr>
+              <w:t>replication  postgres1  127.0.0.1</w:t>
+            </w:r>
+            <w:proofErr w:type="gramEnd"/>
+            <w:r>
+              <w:rPr>
+                <w:rFonts w:ascii="IBM Plex Mono" w:eastAsia="IBM Plex Mono" w:hAnsi="IBM Plex Mono" w:cs="IBM Plex Mono"/>
+                <w:sz w:val="24"/>
+                <w:szCs w:val="24"/>
+                <w:lang w:val="en-US"/>
+              </w:rPr>
+              <w:t>/</w:t>
+            </w:r>
+            <w:proofErr w:type="gramStart"/>
+            <w:r>
+              <w:rPr>
+                <w:rFonts w:ascii="IBM Plex Mono" w:eastAsia="IBM Plex Mono" w:hAnsi="IBM Plex Mono" w:cs="IBM Plex Mono"/>
+                <w:sz w:val="24"/>
+                <w:szCs w:val="24"/>
+                <w:lang w:val="en-US"/>
+              </w:rPr>
+              <w:t>32  trust</w:t>
+            </w:r>
+            <w:proofErr w:type="gramEnd"/>
           </w:p>
           <w:p>
             <w:pPr>
@@ -11173,7 +11899,25 @@
           <w:sz w:val="28"/>
           <w:szCs w:val="28"/>
         </w:rPr>
-        <w:t>В каждую таблицу базы добавим 2-3 новые строки и зафиксируем результат:</w:t>
+        <w:t xml:space="preserve">В каждую таблицу базы добавим </w:t>
+      </w:r>
+      <w:proofErr w:type="gramStart"/>
+      <w:r>
+        <w:rPr>
+          <w:rFonts w:ascii="Times New Roman" w:eastAsia="Times New Roman" w:hAnsi="Times New Roman" w:cs="Times New Roman"/>
+          <w:sz w:val="28"/>
+          <w:szCs w:val="28"/>
+        </w:rPr>
+        <w:t>2-3</w:t>
+      </w:r>
+      <w:proofErr w:type="gramEnd"/>
+      <w:r>
+        <w:rPr>
+          <w:rFonts w:ascii="Times New Roman" w:eastAsia="Times New Roman" w:hAnsi="Times New Roman" w:cs="Times New Roman"/>
+          <w:sz w:val="28"/>
+          <w:szCs w:val="28"/>
+        </w:rPr>
+        <w:t xml:space="preserve"> новые строки и зафиксируем результат:</w:t>
       </w:r>
     </w:p>
     <w:tbl>
@@ -11315,7 +12059,17 @@
                 <w:szCs w:val="24"/>
                 <w:lang w:val="en-US"/>
               </w:rPr>
-              <w:t>generate_series</w:t>
+              <w:t>generate_</w:t>
+            </w:r>
+            <w:proofErr w:type="gramStart"/>
+            <w:r>
+              <w:rPr>
+                <w:rFonts w:ascii="IBM Plex Mono" w:eastAsia="IBM Plex Mono" w:hAnsi="IBM Plex Mono" w:cs="IBM Plex Mono"/>
+                <w:sz w:val="24"/>
+                <w:szCs w:val="24"/>
+                <w:lang w:val="en-US"/>
+              </w:rPr>
+              <w:t>series</w:t>
             </w:r>
             <w:proofErr w:type="spellEnd"/>
             <w:r>
@@ -11325,8 +12079,29 @@
                 <w:szCs w:val="24"/>
                 <w:lang w:val="en-US"/>
               </w:rPr>
-              <w:t>(101, 103) g;</w:t>
-            </w:r>
+              <w:t>(</w:t>
+            </w:r>
+            <w:proofErr w:type="gramEnd"/>
+            <w:r>
+              <w:rPr>
+                <w:rFonts w:ascii="IBM Plex Mono" w:eastAsia="IBM Plex Mono" w:hAnsi="IBM Plex Mono" w:cs="IBM Plex Mono"/>
+                <w:sz w:val="24"/>
+                <w:szCs w:val="24"/>
+                <w:lang w:val="en-US"/>
+              </w:rPr>
+              <w:t xml:space="preserve">101, 103) </w:t>
+            </w:r>
+            <w:proofErr w:type="gramStart"/>
+            <w:r>
+              <w:rPr>
+                <w:rFonts w:ascii="IBM Plex Mono" w:eastAsia="IBM Plex Mono" w:hAnsi="IBM Plex Mono" w:cs="IBM Plex Mono"/>
+                <w:sz w:val="24"/>
+                <w:szCs w:val="24"/>
+                <w:lang w:val="en-US"/>
+              </w:rPr>
+              <w:t>g;</w:t>
+            </w:r>
+            <w:proofErr w:type="gramEnd"/>
           </w:p>
           <w:p>
             <w:pPr>
@@ -11356,7 +12131,17 @@
                 <w:szCs w:val="24"/>
                 <w:lang w:val="en-US"/>
               </w:rPr>
-              <w:t>generate_series</w:t>
+              <w:t>generate_</w:t>
+            </w:r>
+            <w:proofErr w:type="gramStart"/>
+            <w:r>
+              <w:rPr>
+                <w:rFonts w:ascii="IBM Plex Mono" w:eastAsia="IBM Plex Mono" w:hAnsi="IBM Plex Mono" w:cs="IBM Plex Mono"/>
+                <w:sz w:val="24"/>
+                <w:szCs w:val="24"/>
+                <w:lang w:val="en-US"/>
+              </w:rPr>
+              <w:t>series</w:t>
             </w:r>
             <w:proofErr w:type="spellEnd"/>
             <w:r>
@@ -11366,8 +12151,29 @@
                 <w:szCs w:val="24"/>
                 <w:lang w:val="en-US"/>
               </w:rPr>
-              <w:t>(101, 103) g;</w:t>
-            </w:r>
+              <w:t>(</w:t>
+            </w:r>
+            <w:proofErr w:type="gramEnd"/>
+            <w:r>
+              <w:rPr>
+                <w:rFonts w:ascii="IBM Plex Mono" w:eastAsia="IBM Plex Mono" w:hAnsi="IBM Plex Mono" w:cs="IBM Plex Mono"/>
+                <w:sz w:val="24"/>
+                <w:szCs w:val="24"/>
+                <w:lang w:val="en-US"/>
+              </w:rPr>
+              <w:t xml:space="preserve">101, 103) </w:t>
+            </w:r>
+            <w:proofErr w:type="gramStart"/>
+            <w:r>
+              <w:rPr>
+                <w:rFonts w:ascii="IBM Plex Mono" w:eastAsia="IBM Plex Mono" w:hAnsi="IBM Plex Mono" w:cs="IBM Plex Mono"/>
+                <w:sz w:val="24"/>
+                <w:szCs w:val="24"/>
+                <w:lang w:val="en-US"/>
+              </w:rPr>
+              <w:t>g;</w:t>
+            </w:r>
+            <w:proofErr w:type="gramEnd"/>
           </w:p>
           <w:p>
             <w:pPr>
@@ -11431,7 +12237,17 @@
                 <w:szCs w:val="24"/>
                 <w:lang w:val="en-US"/>
               </w:rPr>
-              <w:t>generate_series</w:t>
+              <w:t>generate_</w:t>
+            </w:r>
+            <w:proofErr w:type="gramStart"/>
+            <w:r>
+              <w:rPr>
+                <w:rFonts w:ascii="IBM Plex Mono" w:eastAsia="IBM Plex Mono" w:hAnsi="IBM Plex Mono" w:cs="IBM Plex Mono"/>
+                <w:sz w:val="24"/>
+                <w:szCs w:val="24"/>
+                <w:lang w:val="en-US"/>
+              </w:rPr>
+              <w:t>series</w:t>
             </w:r>
             <w:proofErr w:type="spellEnd"/>
             <w:r>
@@ -11441,7 +12257,17 @@
                 <w:szCs w:val="24"/>
                 <w:lang w:val="en-US"/>
               </w:rPr>
-              <w:t>(101, 103) g;</w:t>
+              <w:t>(</w:t>
+            </w:r>
+            <w:proofErr w:type="gramEnd"/>
+            <w:r>
+              <w:rPr>
+                <w:rFonts w:ascii="IBM Plex Mono" w:eastAsia="IBM Plex Mono" w:hAnsi="IBM Plex Mono" w:cs="IBM Plex Mono"/>
+                <w:sz w:val="24"/>
+                <w:szCs w:val="24"/>
+                <w:lang w:val="en-US"/>
+              </w:rPr>
+              <w:t>101, 103) g;</w:t>
             </w:r>
           </w:p>
         </w:tc>
@@ -11632,7 +12458,27 @@
                 <w:szCs w:val="24"/>
                 <w:lang w:val="en-US"/>
               </w:rPr>
-              <w:t xml:space="preserve"> -t -c "SELECT now();")</w:t>
+              <w:t xml:space="preserve"> -t -c "SELECT </w:t>
+            </w:r>
+            <w:proofErr w:type="gramStart"/>
+            <w:r>
+              <w:rPr>
+                <w:rFonts w:ascii="IBM Plex Mono" w:eastAsia="IBM Plex Mono" w:hAnsi="IBM Plex Mono" w:cs="IBM Plex Mono"/>
+                <w:sz w:val="24"/>
+                <w:szCs w:val="24"/>
+                <w:lang w:val="en-US"/>
+              </w:rPr>
+              <w:t>now(</w:t>
+            </w:r>
+            <w:proofErr w:type="gramEnd"/>
+            <w:r>
+              <w:rPr>
+                <w:rFonts w:ascii="IBM Plex Mono" w:eastAsia="IBM Plex Mono" w:hAnsi="IBM Plex Mono" w:cs="IBM Plex Mono"/>
+                <w:sz w:val="24"/>
+                <w:szCs w:val="24"/>
+                <w:lang w:val="en-US"/>
+              </w:rPr>
+              <w:t>);")</w:t>
             </w:r>
           </w:p>
           <w:p>
@@ -11779,6 +12625,7 @@
       <w:r>
         <w:rPr>
           <w:rFonts w:ascii="Times New Roman" w:eastAsia="Times New Roman" w:hAnsi="Times New Roman" w:cs="Times New Roman"/>
+          <w:noProof/>
           <w:sz w:val="28"/>
           <w:szCs w:val="28"/>
         </w:rPr>
@@ -11944,7 +12791,47 @@
                 <w:szCs w:val="24"/>
                 <w:lang w:val="en-US"/>
               </w:rPr>
-              <w:t xml:space="preserve"> -c "SELECT count(*) FROM table1; SELECT count(*) FROM table2;"</w:t>
+              <w:t xml:space="preserve"> -c "SELECT </w:t>
+            </w:r>
+            <w:proofErr w:type="gramStart"/>
+            <w:r>
+              <w:rPr>
+                <w:rFonts w:ascii="IBM Plex Mono" w:eastAsia="IBM Plex Mono" w:hAnsi="IBM Plex Mono" w:cs="IBM Plex Mono"/>
+                <w:sz w:val="24"/>
+                <w:szCs w:val="24"/>
+                <w:lang w:val="en-US"/>
+              </w:rPr>
+              <w:t>count(</w:t>
+            </w:r>
+            <w:proofErr w:type="gramEnd"/>
+            <w:r>
+              <w:rPr>
+                <w:rFonts w:ascii="IBM Plex Mono" w:eastAsia="IBM Plex Mono" w:hAnsi="IBM Plex Mono" w:cs="IBM Plex Mono"/>
+                <w:sz w:val="24"/>
+                <w:szCs w:val="24"/>
+                <w:lang w:val="en-US"/>
+              </w:rPr>
+              <w:t xml:space="preserve">*) FROM table1; SELECT </w:t>
+            </w:r>
+            <w:proofErr w:type="gramStart"/>
+            <w:r>
+              <w:rPr>
+                <w:rFonts w:ascii="IBM Plex Mono" w:eastAsia="IBM Plex Mono" w:hAnsi="IBM Plex Mono" w:cs="IBM Plex Mono"/>
+                <w:sz w:val="24"/>
+                <w:szCs w:val="24"/>
+                <w:lang w:val="en-US"/>
+              </w:rPr>
+              <w:t>count(</w:t>
+            </w:r>
+            <w:proofErr w:type="gramEnd"/>
+            <w:r>
+              <w:rPr>
+                <w:rFonts w:ascii="IBM Plex Mono" w:eastAsia="IBM Plex Mono" w:hAnsi="IBM Plex Mono" w:cs="IBM Plex Mono"/>
+                <w:sz w:val="24"/>
+                <w:szCs w:val="24"/>
+                <w:lang w:val="en-US"/>
+              </w:rPr>
+              <w:t>*) FROM table2;"</w:t>
             </w:r>
           </w:p>
         </w:tc>
@@ -11963,6 +12850,7 @@
       <w:r>
         <w:rPr>
           <w:rFonts w:ascii="Times New Roman" w:eastAsia="Times New Roman" w:hAnsi="Times New Roman" w:cs="Times New Roman"/>
+          <w:noProof/>
           <w:sz w:val="28"/>
           <w:szCs w:val="28"/>
         </w:rPr>
@@ -12159,16 +13047,7 @@
                 <w:szCs w:val="24"/>
                 <w:lang w:val="en-US"/>
               </w:rPr>
-              <w:t xml:space="preserve"> -D </w:t>
-            </w:r>
-            <w:r>
-              <w:rPr>
-                <w:rFonts w:ascii="IBM Plex Mono" w:eastAsia="IBM Plex Mono" w:hAnsi="IBM Plex Mono" w:cs="IBM Plex Mono"/>
-                <w:sz w:val="24"/>
-                <w:szCs w:val="24"/>
-                <w:lang w:val="en-US"/>
-              </w:rPr>
-              <w:t>$</w:t>
+              <w:t xml:space="preserve"> -D $</w:t>
             </w:r>
             <w:r>
               <w:rPr>
@@ -12372,6 +13251,7 @@
       <w:r>
         <w:rPr>
           <w:rFonts w:ascii="Times New Roman" w:eastAsia="Times New Roman" w:hAnsi="Times New Roman" w:cs="Times New Roman"/>
+          <w:noProof/>
           <w:sz w:val="28"/>
           <w:szCs w:val="28"/>
         </w:rPr>
@@ -12935,6 +13815,7 @@
       <w:r>
         <w:rPr>
           <w:rFonts w:ascii="Times New Roman" w:eastAsia="Times New Roman" w:hAnsi="Times New Roman" w:cs="Times New Roman"/>
+          <w:noProof/>
           <w:sz w:val="28"/>
           <w:szCs w:val="28"/>
         </w:rPr>
@@ -13007,6 +13888,7 @@
       <w:r>
         <w:rPr>
           <w:rFonts w:ascii="Times New Roman" w:eastAsia="Times New Roman" w:hAnsi="Times New Roman" w:cs="Times New Roman"/>
+          <w:noProof/>
           <w:sz w:val="28"/>
           <w:szCs w:val="28"/>
         </w:rPr>
@@ -13091,35 +13973,55 @@
           <w:sz w:val="24"/>
           <w:szCs w:val="24"/>
         </w:rPr>
-        <w:t>pg_wal_replay_resume</w:t>
-      </w:r>
-      <w:proofErr w:type="spellEnd"/>
+        <w:t>pg_wal_replay_</w:t>
+      </w:r>
+      <w:proofErr w:type="gramStart"/>
       <w:r>
         <w:rPr>
           <w:rFonts w:ascii="IBM Plex Mono" w:eastAsia="IBM Plex Mono" w:hAnsi="IBM Plex Mono" w:cs="IBM Plex Mono"/>
           <w:sz w:val="24"/>
           <w:szCs w:val="24"/>
         </w:rPr>
-        <w:t>()</w:t>
-      </w:r>
-      <w:r>
-        <w:rPr>
-          <w:rFonts w:ascii="Times New Roman" w:eastAsia="Times New Roman" w:hAnsi="Times New Roman" w:cs="Times New Roman"/>
-          <w:sz w:val="28"/>
-          <w:szCs w:val="28"/>
-        </w:rPr>
-        <w:t xml:space="preserve"> чтобы завершить восстановление. После этого можно спокойно продолжать работать с БД. Если не прописать эту функцию, тогда у нас восстановление не завершится и при перезапуске без файла </w:t>
-      </w:r>
-      <w:proofErr w:type="spellStart"/>
+        <w:t>resume</w:t>
+      </w:r>
+      <w:proofErr w:type="spellEnd"/>
       <w:r>
         <w:rPr>
           <w:rFonts w:ascii="IBM Plex Mono" w:eastAsia="IBM Plex Mono" w:hAnsi="IBM Plex Mono" w:cs="IBM Plex Mono"/>
           <w:sz w:val="24"/>
           <w:szCs w:val="24"/>
         </w:rPr>
+        <w:t>(</w:t>
+      </w:r>
+      <w:proofErr w:type="gramEnd"/>
+      <w:r>
+        <w:rPr>
+          <w:rFonts w:ascii="IBM Plex Mono" w:eastAsia="IBM Plex Mono" w:hAnsi="IBM Plex Mono" w:cs="IBM Plex Mono"/>
+          <w:sz w:val="24"/>
+          <w:szCs w:val="24"/>
+        </w:rPr>
+        <w:t>)</w:t>
+      </w:r>
+      <w:r>
+        <w:rPr>
+          <w:rFonts w:ascii="Times New Roman" w:eastAsia="Times New Roman" w:hAnsi="Times New Roman" w:cs="Times New Roman"/>
+          <w:sz w:val="28"/>
+          <w:szCs w:val="28"/>
+        </w:rPr>
+        <w:t xml:space="preserve"> чтобы завершить восстановление. После этого можно спокойно продолжать работать с БД. Если не прописать эту функцию, тогда у нас восстановление не завершится и при перезапуске без файла </w:t>
+      </w:r>
+      <w:proofErr w:type="spellStart"/>
+      <w:proofErr w:type="gramStart"/>
+      <w:r>
+        <w:rPr>
+          <w:rFonts w:ascii="IBM Plex Mono" w:eastAsia="IBM Plex Mono" w:hAnsi="IBM Plex Mono" w:cs="IBM Plex Mono"/>
+          <w:sz w:val="24"/>
+          <w:szCs w:val="24"/>
+        </w:rPr>
         <w:t>recovery.signal</w:t>
       </w:r>
       <w:proofErr w:type="spellEnd"/>
+      <w:proofErr w:type="gramEnd"/>
       <w:r>
         <w:rPr>
           <w:rFonts w:ascii="Times New Roman" w:eastAsia="Times New Roman" w:hAnsi="Times New Roman" w:cs="Times New Roman"/>
@@ -13262,7 +14164,17 @@
                 <w:szCs w:val="24"/>
                 <w:lang w:val="en-US"/>
               </w:rPr>
-              <w:t>pg_wal_replay_resume</w:t>
+              <w:t>pg_wal_replay_</w:t>
+            </w:r>
+            <w:proofErr w:type="gramStart"/>
+            <w:r>
+              <w:rPr>
+                <w:rFonts w:ascii="IBM Plex Mono" w:eastAsia="IBM Plex Mono" w:hAnsi="IBM Plex Mono" w:cs="IBM Plex Mono"/>
+                <w:sz w:val="24"/>
+                <w:szCs w:val="24"/>
+                <w:lang w:val="en-US"/>
+              </w:rPr>
+              <w:t>resume</w:t>
             </w:r>
             <w:proofErr w:type="spellEnd"/>
             <w:r>
@@ -13272,7 +14184,17 @@
                 <w:szCs w:val="24"/>
                 <w:lang w:val="en-US"/>
               </w:rPr>
-              <w:t>();"</w:t>
+              <w:t>(</w:t>
+            </w:r>
+            <w:proofErr w:type="gramEnd"/>
+            <w:r>
+              <w:rPr>
+                <w:rFonts w:ascii="IBM Plex Mono" w:eastAsia="IBM Plex Mono" w:hAnsi="IBM Plex Mono" w:cs="IBM Plex Mono"/>
+                <w:sz w:val="24"/>
+                <w:szCs w:val="24"/>
+                <w:lang w:val="en-US"/>
+              </w:rPr>
+              <w:t>);"</w:t>
             </w:r>
           </w:p>
           <w:p>
@@ -13481,6 +14403,7 @@
               <w:t>sed -</w:t>
             </w:r>
             <w:proofErr w:type="spellStart"/>
+            <w:proofErr w:type="gramStart"/>
             <w:r>
               <w:rPr>
                 <w:rFonts w:ascii="IBM Plex Mono" w:eastAsia="IBM Plex Mono" w:hAnsi="IBM Plex Mono" w:cs="IBM Plex Mono"/>
@@ -13498,7 +14421,17 @@
                 <w:szCs w:val="24"/>
                 <w:lang w:val="en-US"/>
               </w:rPr>
-              <w:t xml:space="preserve"> '' '/^</w:t>
+              <w:t xml:space="preserve"> ''</w:t>
+            </w:r>
+            <w:proofErr w:type="gramEnd"/>
+            <w:r>
+              <w:rPr>
+                <w:rFonts w:ascii="IBM Plex Mono" w:eastAsia="IBM Plex Mono" w:hAnsi="IBM Plex Mono" w:cs="IBM Plex Mono"/>
+                <w:sz w:val="24"/>
+                <w:szCs w:val="24"/>
+                <w:lang w:val="en-US"/>
+              </w:rPr>
+              <w:t xml:space="preserve"> '/^</w:t>
             </w:r>
             <w:proofErr w:type="spellStart"/>
             <w:r>
@@ -13571,6 +14504,7 @@
               <w:t>sed -</w:t>
             </w:r>
             <w:proofErr w:type="spellStart"/>
+            <w:proofErr w:type="gramStart"/>
             <w:r>
               <w:rPr>
                 <w:rFonts w:ascii="IBM Plex Mono" w:eastAsia="IBM Plex Mono" w:hAnsi="IBM Plex Mono" w:cs="IBM Plex Mono"/>
@@ -13588,7 +14522,17 @@
                 <w:szCs w:val="24"/>
                 <w:lang w:val="en-US"/>
               </w:rPr>
-              <w:t xml:space="preserve"> '' '/^</w:t>
+              <w:t xml:space="preserve"> ''</w:t>
+            </w:r>
+            <w:proofErr w:type="gramEnd"/>
+            <w:r>
+              <w:rPr>
+                <w:rFonts w:ascii="IBM Plex Mono" w:eastAsia="IBM Plex Mono" w:hAnsi="IBM Plex Mono" w:cs="IBM Plex Mono"/>
+                <w:sz w:val="24"/>
+                <w:szCs w:val="24"/>
+                <w:lang w:val="en-US"/>
+              </w:rPr>
+              <w:t xml:space="preserve"> '/^</w:t>
             </w:r>
             <w:proofErr w:type="spellStart"/>
             <w:r>
@@ -13799,7 +14743,17 @@
                 <w:szCs w:val="24"/>
                 <w:lang w:val="en-US"/>
               </w:rPr>
-              <w:t>pg_is_in_recovery</w:t>
+              <w:t>pg_is_in_</w:t>
+            </w:r>
+            <w:proofErr w:type="gramStart"/>
+            <w:r>
+              <w:rPr>
+                <w:rFonts w:ascii="IBM Plex Mono" w:eastAsia="IBM Plex Mono" w:hAnsi="IBM Plex Mono" w:cs="IBM Plex Mono"/>
+                <w:sz w:val="24"/>
+                <w:szCs w:val="24"/>
+                <w:lang w:val="en-US"/>
+              </w:rPr>
+              <w:t>recovery</w:t>
             </w:r>
             <w:proofErr w:type="spellEnd"/>
             <w:r>
@@ -13809,7 +14763,17 @@
                 <w:szCs w:val="24"/>
                 <w:lang w:val="en-US"/>
               </w:rPr>
-              <w:t>(),</w:t>
+              <w:t>(</w:t>
+            </w:r>
+            <w:proofErr w:type="gramEnd"/>
+            <w:r>
+              <w:rPr>
+                <w:rFonts w:ascii="IBM Plex Mono" w:eastAsia="IBM Plex Mono" w:hAnsi="IBM Plex Mono" w:cs="IBM Plex Mono"/>
+                <w:sz w:val="24"/>
+                <w:szCs w:val="24"/>
+                <w:lang w:val="en-US"/>
+              </w:rPr>
+              <w:t>),</w:t>
             </w:r>
           </w:p>
           <w:p>
@@ -13840,7 +14804,17 @@
                 <w:szCs w:val="24"/>
                 <w:lang w:val="en-US"/>
               </w:rPr>
-              <w:t>pg_last_wal_replay_lsn</w:t>
+              <w:t>pg_last_wal_replay_</w:t>
+            </w:r>
+            <w:proofErr w:type="gramStart"/>
+            <w:r>
+              <w:rPr>
+                <w:rFonts w:ascii="IBM Plex Mono" w:eastAsia="IBM Plex Mono" w:hAnsi="IBM Plex Mono" w:cs="IBM Plex Mono"/>
+                <w:sz w:val="24"/>
+                <w:szCs w:val="24"/>
+                <w:lang w:val="en-US"/>
+              </w:rPr>
+              <w:t>lsn</w:t>
             </w:r>
             <w:proofErr w:type="spellEnd"/>
             <w:r>
@@ -13850,7 +14824,17 @@
                 <w:szCs w:val="24"/>
                 <w:lang w:val="en-US"/>
               </w:rPr>
-              <w:t>(),</w:t>
+              <w:t>(</w:t>
+            </w:r>
+            <w:proofErr w:type="gramEnd"/>
+            <w:r>
+              <w:rPr>
+                <w:rFonts w:ascii="IBM Plex Mono" w:eastAsia="IBM Plex Mono" w:hAnsi="IBM Plex Mono" w:cs="IBM Plex Mono"/>
+                <w:sz w:val="24"/>
+                <w:szCs w:val="24"/>
+                <w:lang w:val="en-US"/>
+              </w:rPr>
+              <w:t>),</w:t>
             </w:r>
           </w:p>
           <w:p>
@@ -13881,7 +14865,17 @@
                 <w:szCs w:val="24"/>
                 <w:lang w:val="en-US"/>
               </w:rPr>
-              <w:t>pg_last_xact_replay_timestamp</w:t>
+              <w:t>pg_last_xact_replay_</w:t>
+            </w:r>
+            <w:proofErr w:type="gramStart"/>
+            <w:r>
+              <w:rPr>
+                <w:rFonts w:ascii="IBM Plex Mono" w:eastAsia="IBM Plex Mono" w:hAnsi="IBM Plex Mono" w:cs="IBM Plex Mono"/>
+                <w:sz w:val="24"/>
+                <w:szCs w:val="24"/>
+                <w:lang w:val="en-US"/>
+              </w:rPr>
+              <w:t>timestamp</w:t>
             </w:r>
             <w:proofErr w:type="spellEnd"/>
             <w:r>
@@ -13891,7 +14885,17 @@
                 <w:szCs w:val="24"/>
                 <w:lang w:val="en-US"/>
               </w:rPr>
-              <w:t>();"</w:t>
+              <w:t>(</w:t>
+            </w:r>
+            <w:proofErr w:type="gramEnd"/>
+            <w:r>
+              <w:rPr>
+                <w:rFonts w:ascii="IBM Plex Mono" w:eastAsia="IBM Plex Mono" w:hAnsi="IBM Plex Mono" w:cs="IBM Plex Mono"/>
+                <w:sz w:val="24"/>
+                <w:szCs w:val="24"/>
+                <w:lang w:val="en-US"/>
+              </w:rPr>
+              <w:t>);"</w:t>
             </w:r>
           </w:p>
           <w:p>
@@ -14054,7 +15058,27 @@
                 <w:szCs w:val="24"/>
                 <w:lang w:val="en-US"/>
               </w:rPr>
-              <w:t xml:space="preserve"> -c "SELECT count(*) FROM table1;"</w:t>
+              <w:t xml:space="preserve"> -c "SELECT </w:t>
+            </w:r>
+            <w:proofErr w:type="gramStart"/>
+            <w:r>
+              <w:rPr>
+                <w:rFonts w:ascii="IBM Plex Mono" w:eastAsia="IBM Plex Mono" w:hAnsi="IBM Plex Mono" w:cs="IBM Plex Mono"/>
+                <w:sz w:val="24"/>
+                <w:szCs w:val="24"/>
+                <w:lang w:val="en-US"/>
+              </w:rPr>
+              <w:t>count(</w:t>
+            </w:r>
+            <w:proofErr w:type="gramEnd"/>
+            <w:r>
+              <w:rPr>
+                <w:rFonts w:ascii="IBM Plex Mono" w:eastAsia="IBM Plex Mono" w:hAnsi="IBM Plex Mono" w:cs="IBM Plex Mono"/>
+                <w:sz w:val="24"/>
+                <w:szCs w:val="24"/>
+                <w:lang w:val="en-US"/>
+              </w:rPr>
+              <w:t>*) FROM table1;"</w:t>
             </w:r>
           </w:p>
         </w:tc>
@@ -14088,6 +15112,9 @@
         </w:rPr>
       </w:pPr>
       <w:r>
+        <w:rPr>
+          <w:noProof/>
+        </w:rPr>
         <w:drawing>
           <wp:inline distT="0" distB="0" distL="0" distR="0" wp14:anchorId="1C5B77F0" wp14:editId="5D4CE339">
             <wp:extent cx="6843395" cy="1996440"/>
@@ -14136,6 +15163,9 @@
         </w:rPr>
       </w:pPr>
       <w:r>
+        <w:rPr>
+          <w:noProof/>
+        </w:rPr>
         <w:drawing>
           <wp:inline distT="0" distB="0" distL="0" distR="0" wp14:anchorId="264BA632" wp14:editId="6E189900">
             <wp:extent cx="6843395" cy="883920"/>
@@ -14800,6 +15830,304 @@
     </w:lvl>
   </w:abstractNum>
   <w:abstractNum w:abstractNumId="3" w15:restartNumberingAfterBreak="0">
+    <w:nsid w:val="50947C88"/>
+    <w:multiLevelType w:val="multilevel"/>
+    <w:tmpl w:val="8C7AC85A"/>
+    <w:lvl w:ilvl="0">
+      <w:start w:val="1"/>
+      <w:numFmt w:val="bullet"/>
+      <w:lvlText w:val=""/>
+      <w:lvlJc w:val="left"/>
+      <w:pPr>
+        <w:tabs>
+          <w:tab w:val="num" w:pos="720"/>
+        </w:tabs>
+        <w:ind w:left="720" w:hanging="360"/>
+      </w:pPr>
+      <w:rPr>
+        <w:rFonts w:ascii="Symbol" w:hAnsi="Symbol" w:hint="default"/>
+        <w:sz w:val="20"/>
+      </w:rPr>
+    </w:lvl>
+    <w:lvl w:ilvl="1">
+      <w:start w:val="1"/>
+      <w:numFmt w:val="bullet"/>
+      <w:lvlText w:val="o"/>
+      <w:lvlJc w:val="left"/>
+      <w:pPr>
+        <w:tabs>
+          <w:tab w:val="num" w:pos="1440"/>
+        </w:tabs>
+        <w:ind w:left="1440" w:hanging="360"/>
+      </w:pPr>
+      <w:rPr>
+        <w:rFonts w:ascii="Courier New" w:hAnsi="Courier New" w:hint="default"/>
+        <w:sz w:val="20"/>
+      </w:rPr>
+    </w:lvl>
+    <w:lvl w:ilvl="2" w:tentative="1">
+      <w:start w:val="1"/>
+      <w:numFmt w:val="bullet"/>
+      <w:lvlText w:val=""/>
+      <w:lvlJc w:val="left"/>
+      <w:pPr>
+        <w:tabs>
+          <w:tab w:val="num" w:pos="2160"/>
+        </w:tabs>
+        <w:ind w:left="2160" w:hanging="360"/>
+      </w:pPr>
+      <w:rPr>
+        <w:rFonts w:ascii="Wingdings" w:hAnsi="Wingdings" w:hint="default"/>
+        <w:sz w:val="20"/>
+      </w:rPr>
+    </w:lvl>
+    <w:lvl w:ilvl="3" w:tentative="1">
+      <w:start w:val="1"/>
+      <w:numFmt w:val="bullet"/>
+      <w:lvlText w:val=""/>
+      <w:lvlJc w:val="left"/>
+      <w:pPr>
+        <w:tabs>
+          <w:tab w:val="num" w:pos="2880"/>
+        </w:tabs>
+        <w:ind w:left="2880" w:hanging="360"/>
+      </w:pPr>
+      <w:rPr>
+        <w:rFonts w:ascii="Wingdings" w:hAnsi="Wingdings" w:hint="default"/>
+        <w:sz w:val="20"/>
+      </w:rPr>
+    </w:lvl>
+    <w:lvl w:ilvl="4" w:tentative="1">
+      <w:start w:val="1"/>
+      <w:numFmt w:val="bullet"/>
+      <w:lvlText w:val=""/>
+      <w:lvlJc w:val="left"/>
+      <w:pPr>
+        <w:tabs>
+          <w:tab w:val="num" w:pos="3600"/>
+        </w:tabs>
+        <w:ind w:left="3600" w:hanging="360"/>
+      </w:pPr>
+      <w:rPr>
+        <w:rFonts w:ascii="Wingdings" w:hAnsi="Wingdings" w:hint="default"/>
+        <w:sz w:val="20"/>
+      </w:rPr>
+    </w:lvl>
+    <w:lvl w:ilvl="5" w:tentative="1">
+      <w:start w:val="1"/>
+      <w:numFmt w:val="bullet"/>
+      <w:lvlText w:val=""/>
+      <w:lvlJc w:val="left"/>
+      <w:pPr>
+        <w:tabs>
+          <w:tab w:val="num" w:pos="4320"/>
+        </w:tabs>
+        <w:ind w:left="4320" w:hanging="360"/>
+      </w:pPr>
+      <w:rPr>
+        <w:rFonts w:ascii="Wingdings" w:hAnsi="Wingdings" w:hint="default"/>
+        <w:sz w:val="20"/>
+      </w:rPr>
+    </w:lvl>
+    <w:lvl w:ilvl="6" w:tentative="1">
+      <w:start w:val="1"/>
+      <w:numFmt w:val="bullet"/>
+      <w:lvlText w:val=""/>
+      <w:lvlJc w:val="left"/>
+      <w:pPr>
+        <w:tabs>
+          <w:tab w:val="num" w:pos="5040"/>
+        </w:tabs>
+        <w:ind w:left="5040" w:hanging="360"/>
+      </w:pPr>
+      <w:rPr>
+        <w:rFonts w:ascii="Wingdings" w:hAnsi="Wingdings" w:hint="default"/>
+        <w:sz w:val="20"/>
+      </w:rPr>
+    </w:lvl>
+    <w:lvl w:ilvl="7" w:tentative="1">
+      <w:start w:val="1"/>
+      <w:numFmt w:val="bullet"/>
+      <w:lvlText w:val=""/>
+      <w:lvlJc w:val="left"/>
+      <w:pPr>
+        <w:tabs>
+          <w:tab w:val="num" w:pos="5760"/>
+        </w:tabs>
+        <w:ind w:left="5760" w:hanging="360"/>
+      </w:pPr>
+      <w:rPr>
+        <w:rFonts w:ascii="Wingdings" w:hAnsi="Wingdings" w:hint="default"/>
+        <w:sz w:val="20"/>
+      </w:rPr>
+    </w:lvl>
+    <w:lvl w:ilvl="8" w:tentative="1">
+      <w:start w:val="1"/>
+      <w:numFmt w:val="bullet"/>
+      <w:lvlText w:val=""/>
+      <w:lvlJc w:val="left"/>
+      <w:pPr>
+        <w:tabs>
+          <w:tab w:val="num" w:pos="6480"/>
+        </w:tabs>
+        <w:ind w:left="6480" w:hanging="360"/>
+      </w:pPr>
+      <w:rPr>
+        <w:rFonts w:ascii="Wingdings" w:hAnsi="Wingdings" w:hint="default"/>
+        <w:sz w:val="20"/>
+      </w:rPr>
+    </w:lvl>
+  </w:abstractNum>
+  <w:abstractNum w:abstractNumId="4" w15:restartNumberingAfterBreak="0">
+    <w:nsid w:val="53193E57"/>
+    <w:multiLevelType w:val="multilevel"/>
+    <w:tmpl w:val="BDDC2E82"/>
+    <w:lvl w:ilvl="0">
+      <w:start w:val="1"/>
+      <w:numFmt w:val="bullet"/>
+      <w:lvlText w:val=""/>
+      <w:lvlJc w:val="left"/>
+      <w:pPr>
+        <w:tabs>
+          <w:tab w:val="num" w:pos="720"/>
+        </w:tabs>
+        <w:ind w:left="720" w:hanging="360"/>
+      </w:pPr>
+      <w:rPr>
+        <w:rFonts w:ascii="Symbol" w:hAnsi="Symbol" w:hint="default"/>
+        <w:sz w:val="20"/>
+      </w:rPr>
+    </w:lvl>
+    <w:lvl w:ilvl="1">
+      <w:start w:val="1"/>
+      <w:numFmt w:val="bullet"/>
+      <w:lvlText w:val="o"/>
+      <w:lvlJc w:val="left"/>
+      <w:pPr>
+        <w:tabs>
+          <w:tab w:val="num" w:pos="1440"/>
+        </w:tabs>
+        <w:ind w:left="1440" w:hanging="360"/>
+      </w:pPr>
+      <w:rPr>
+        <w:rFonts w:ascii="Courier New" w:hAnsi="Courier New" w:hint="default"/>
+        <w:sz w:val="20"/>
+      </w:rPr>
+    </w:lvl>
+    <w:lvl w:ilvl="2" w:tentative="1">
+      <w:start w:val="1"/>
+      <w:numFmt w:val="bullet"/>
+      <w:lvlText w:val=""/>
+      <w:lvlJc w:val="left"/>
+      <w:pPr>
+        <w:tabs>
+          <w:tab w:val="num" w:pos="2160"/>
+        </w:tabs>
+        <w:ind w:left="2160" w:hanging="360"/>
+      </w:pPr>
+      <w:rPr>
+        <w:rFonts w:ascii="Wingdings" w:hAnsi="Wingdings" w:hint="default"/>
+        <w:sz w:val="20"/>
+      </w:rPr>
+    </w:lvl>
+    <w:lvl w:ilvl="3" w:tentative="1">
+      <w:start w:val="1"/>
+      <w:numFmt w:val="bullet"/>
+      <w:lvlText w:val=""/>
+      <w:lvlJc w:val="left"/>
+      <w:pPr>
+        <w:tabs>
+          <w:tab w:val="num" w:pos="2880"/>
+        </w:tabs>
+        <w:ind w:left="2880" w:hanging="360"/>
+      </w:pPr>
+      <w:rPr>
+        <w:rFonts w:ascii="Wingdings" w:hAnsi="Wingdings" w:hint="default"/>
+        <w:sz w:val="20"/>
+      </w:rPr>
+    </w:lvl>
+    <w:lvl w:ilvl="4" w:tentative="1">
+      <w:start w:val="1"/>
+      <w:numFmt w:val="bullet"/>
+      <w:lvlText w:val=""/>
+      <w:lvlJc w:val="left"/>
+      <w:pPr>
+        <w:tabs>
+          <w:tab w:val="num" w:pos="3600"/>
+        </w:tabs>
+        <w:ind w:left="3600" w:hanging="360"/>
+      </w:pPr>
+      <w:rPr>
+        <w:rFonts w:ascii="Wingdings" w:hAnsi="Wingdings" w:hint="default"/>
+        <w:sz w:val="20"/>
+      </w:rPr>
+    </w:lvl>
+    <w:lvl w:ilvl="5" w:tentative="1">
+      <w:start w:val="1"/>
+      <w:numFmt w:val="bullet"/>
+      <w:lvlText w:val=""/>
+      <w:lvlJc w:val="left"/>
+      <w:pPr>
+        <w:tabs>
+          <w:tab w:val="num" w:pos="4320"/>
+        </w:tabs>
+        <w:ind w:left="4320" w:hanging="360"/>
+      </w:pPr>
+      <w:rPr>
+        <w:rFonts w:ascii="Wingdings" w:hAnsi="Wingdings" w:hint="default"/>
+        <w:sz w:val="20"/>
+      </w:rPr>
+    </w:lvl>
+    <w:lvl w:ilvl="6" w:tentative="1">
+      <w:start w:val="1"/>
+      <w:numFmt w:val="bullet"/>
+      <w:lvlText w:val=""/>
+      <w:lvlJc w:val="left"/>
+      <w:pPr>
+        <w:tabs>
+          <w:tab w:val="num" w:pos="5040"/>
+        </w:tabs>
+        <w:ind w:left="5040" w:hanging="360"/>
+      </w:pPr>
+      <w:rPr>
+        <w:rFonts w:ascii="Wingdings" w:hAnsi="Wingdings" w:hint="default"/>
+        <w:sz w:val="20"/>
+      </w:rPr>
+    </w:lvl>
+    <w:lvl w:ilvl="7" w:tentative="1">
+      <w:start w:val="1"/>
+      <w:numFmt w:val="bullet"/>
+      <w:lvlText w:val=""/>
+      <w:lvlJc w:val="left"/>
+      <w:pPr>
+        <w:tabs>
+          <w:tab w:val="num" w:pos="5760"/>
+        </w:tabs>
+        <w:ind w:left="5760" w:hanging="360"/>
+      </w:pPr>
+      <w:rPr>
+        <w:rFonts w:ascii="Wingdings" w:hAnsi="Wingdings" w:hint="default"/>
+        <w:sz w:val="20"/>
+      </w:rPr>
+    </w:lvl>
+    <w:lvl w:ilvl="8" w:tentative="1">
+      <w:start w:val="1"/>
+      <w:numFmt w:val="bullet"/>
+      <w:lvlText w:val=""/>
+      <w:lvlJc w:val="left"/>
+      <w:pPr>
+        <w:tabs>
+          <w:tab w:val="num" w:pos="6480"/>
+        </w:tabs>
+        <w:ind w:left="6480" w:hanging="360"/>
+      </w:pPr>
+      <w:rPr>
+        <w:rFonts w:ascii="Wingdings" w:hAnsi="Wingdings" w:hint="default"/>
+        <w:sz w:val="20"/>
+      </w:rPr>
+    </w:lvl>
+  </w:abstractNum>
+  <w:abstractNum w:abstractNumId="5" w15:restartNumberingAfterBreak="0">
     <w:nsid w:val="5D20531A"/>
     <w:multiLevelType w:val="multilevel"/>
     <w:tmpl w:val="95988462"/>
@@ -14920,7 +16248,7 @@
       </w:rPr>
     </w:lvl>
   </w:abstractNum>
-  <w:abstractNum w:abstractNumId="4" w15:restartNumberingAfterBreak="0">
+  <w:abstractNum w:abstractNumId="6" w15:restartNumberingAfterBreak="0">
     <w:nsid w:val="6EBF5BAE"/>
     <w:multiLevelType w:val="multilevel"/>
     <w:tmpl w:val="CD329596"/>
@@ -15033,7 +16361,7 @@
       </w:rPr>
     </w:lvl>
   </w:abstractNum>
-  <w:abstractNum w:abstractNumId="5" w15:restartNumberingAfterBreak="0">
+  <w:abstractNum w:abstractNumId="7" w15:restartNumberingAfterBreak="0">
     <w:nsid w:val="70B35BB6"/>
     <w:multiLevelType w:val="multilevel"/>
     <w:tmpl w:val="29F4E1AA"/>
@@ -15147,7 +16475,7 @@
     </w:lvl>
   </w:abstractNum>
   <w:num w:numId="1" w16cid:durableId="354700029">
-    <w:abstractNumId w:val="3"/>
+    <w:abstractNumId w:val="5"/>
   </w:num>
   <w:num w:numId="2" w16cid:durableId="1578006439">
     <w:abstractNumId w:val="1"/>
@@ -15159,10 +16487,16 @@
     <w:abstractNumId w:val="0"/>
   </w:num>
   <w:num w:numId="5" w16cid:durableId="1137453394">
+    <w:abstractNumId w:val="6"/>
+  </w:num>
+  <w:num w:numId="6" w16cid:durableId="2063866086">
+    <w:abstractNumId w:val="7"/>
+  </w:num>
+  <w:num w:numId="7" w16cid:durableId="1188836090">
     <w:abstractNumId w:val="4"/>
   </w:num>
-  <w:num w:numId="6" w16cid:durableId="2063866086">
-    <w:abstractNumId w:val="5"/>
+  <w:num w:numId="8" w16cid:durableId="1597128305">
+    <w:abstractNumId w:val="3"/>
   </w:num>
 </w:numbering>
 </file>
@@ -15680,6 +17014,7 @@
   <w:style w:type="character" w:default="1" w:styleId="a0">
     <w:name w:val="Default Paragraph Font"/>
     <w:uiPriority w:val="1"/>
+    <w:semiHidden/>
     <w:unhideWhenUsed/>
   </w:style>
   <w:style w:type="table" w:default="1" w:styleId="a1">
